--- a/docs/manuals/Инструкция_приложение.docx
+++ b/docs/manuals/Инструкция_приложение.docx
@@ -8,7 +8,7 @@
           <w:noProof/>
         </w:rPr>
         <w:drawing>
-          <wp:inline distT="0" distB="0" distL="0" distR="0" wp14:anchorId="1F7D5B67" wp14:editId="272846E0">
+          <wp:inline distT="0" distB="0" distL="0" distR="0" wp14:anchorId="697AE24F" wp14:editId="2A48EB22">
             <wp:extent cx="648000" cy="648000"/>
             <wp:effectExtent l="0" t="0" r="0" b="0"/>
             <wp:docPr id="1" name="Picture 1"/>
@@ -891,7 +891,7 @@
                 <w:noProof/>
               </w:rPr>
               <w:drawing>
-                <wp:inline distT="0" distB="0" distL="0" distR="0" wp14:anchorId="4F33CBA7" wp14:editId="11189C10">
+                <wp:inline distT="0" distB="0" distL="0" distR="0" wp14:anchorId="4A71498C" wp14:editId="771F63A9">
                   <wp:extent cx="2736000" cy="2089701"/>
                   <wp:effectExtent l="0" t="0" r="0" b="0"/>
                   <wp:docPr id="2" name="Picture 2"/>
@@ -938,7 +938,7 @@
                 <w:noProof/>
               </w:rPr>
               <w:drawing>
-                <wp:inline distT="0" distB="0" distL="0" distR="0" wp14:anchorId="7827D5D8" wp14:editId="2B43BCFA">
+                <wp:inline distT="0" distB="0" distL="0" distR="0" wp14:anchorId="0A3F4881" wp14:editId="38CD24F3">
                   <wp:extent cx="2736000" cy="2089701"/>
                   <wp:effectExtent l="0" t="0" r="0" b="0"/>
                   <wp:docPr id="3" name="Picture 3"/>
@@ -1289,6 +1289,47 @@
                 <w:color w:val="1C1D22"/>
                 <w:sz w:val="19"/>
               </w:rPr>
+              <w:t>Инструкция — приложение, Инструкция — Telegram-бот</w:t>
+            </w:r>
+          </w:p>
+        </w:tc>
+        <w:tc>
+          <w:tcPr>
+            <w:tcW w:w="5669" w:type="dxa"/>
+          </w:tcPr>
+          <w:p>
+            <w:pPr>
+              <w:spacing w:after="20" w:line="264" w:lineRule="auto"/>
+            </w:pPr>
+            <w:r>
+              <w:rPr>
+                <w:rFonts w:cs="Montserrat"/>
+                <w:color w:val="1C1D22"/>
+                <w:sz w:val="19"/>
+              </w:rPr>
+              <w:t>эти инструкции в PDF</w:t>
+            </w:r>
+          </w:p>
+        </w:tc>
+      </w:tr>
+      <w:tr>
+        <w:trPr>
+          <w:jc w:val="center"/>
+        </w:trPr>
+        <w:tc>
+          <w:tcPr>
+            <w:tcW w:w="3402" w:type="dxa"/>
+          </w:tcPr>
+          <w:p>
+            <w:pPr>
+              <w:spacing w:after="20" w:line="264" w:lineRule="auto"/>
+            </w:pPr>
+            <w:r>
+              <w:rPr>
+                <w:rFonts w:cs="Montserrat"/>
+                <w:color w:val="1C1D22"/>
+                <w:sz w:val="19"/>
+              </w:rPr>
               <w:t>ПРОЧТИТЕ</w:t>
             </w:r>
           </w:p>
@@ -1351,14 +1392,7 @@
           <w:rFonts w:cs="Montserrat"/>
           <w:color w:val="1C1D22"/>
         </w:rPr>
-        <w:t xml:space="preserve">Запустите «Контроль качества DXA» из меню «Пуск» или с </w:t>
-      </w:r>
-      <w:r>
-        <w:rPr>
-          <w:rFonts w:cs="Montserrat"/>
-          <w:color w:val="1C1D22"/>
-        </w:rPr>
-        <w:t>рабочего стола. При первом запуске окно покажет «Загружаю модели» — это занимает до минуты, потому что Windows проверяет новые файлы антивирусом. Дальше окно открывается за несколько секунд. Зелёный индикатор «сервис работает» в шапке означает, что можно загружать исследования.</w:t>
+        <w:t>Запустите «Контроль качества DXA» из меню «Пуск» или с рабочего стола. При первом запуске окно покажет «Загружаю модели» — это занимает до минуты, потому что Windows проверяет новые файлы антивирусом. Дальше окно открывается за несколько секунд. Зелёный индикатор «сервис работает» в шапке означает, что можно загружать исследования.</w:t>
       </w:r>
     </w:p>
     <w:p>
@@ -1371,7 +1405,7 @@
           <w:noProof/>
         </w:rPr>
         <w:drawing>
-          <wp:inline distT="0" distB="0" distL="0" distR="0" wp14:anchorId="60B57FE3" wp14:editId="2DF802BB">
+          <wp:inline distT="0" distB="0" distL="0" distR="0" wp14:anchorId="310F5EF0" wp14:editId="35B9DCCD">
             <wp:extent cx="5760000" cy="3600000"/>
             <wp:effectExtent l="0" t="0" r="0" b="0"/>
             <wp:docPr id="4" name="Picture 4"/>
@@ -1435,6 +1469,33 @@
     </w:p>
     <w:p>
       <w:pPr>
+        <w:spacing w:line="300" w:lineRule="auto"/>
+      </w:pPr>
+      <w:r>
+        <w:rPr>
+          <w:rFonts w:cs="Montserrat"/>
+          <w:color w:val="1C1D22"/>
+        </w:rPr>
+        <w:t xml:space="preserve">Какая версия установлена: команда </w:t>
+      </w:r>
+      <w:r>
+        <w:rPr>
+          <w:rFonts w:ascii="Consolas" w:eastAsia="Consolas" w:hAnsi="Consolas" w:cs="Consolas"/>
+          <w:color w:val="520977"/>
+          <w:sz w:val="20"/>
+        </w:rPr>
+        <w:t>dxa-qc-cli version</w:t>
+      </w:r>
+      <w:r>
+        <w:rPr>
+          <w:rFonts w:cs="Montserrat"/>
+          <w:color w:val="1C1D22"/>
+        </w:rPr>
+        <w:t xml:space="preserve"> покажет номер версии и коммит, из которого собрана программа.</w:t>
+      </w:r>
+    </w:p>
+    <w:p>
+      <w:pPr>
         <w:keepNext/>
         <w:spacing w:before="320" w:line="264" w:lineRule="auto"/>
       </w:pPr>
@@ -1481,7 +1542,14 @@
           <w:rFonts w:cs="Montserrat"/>
           <w:color w:val="1C1D22"/>
         </w:rPr>
-        <w:t>Перетащите в окно папку с исследованиями, zip-архив или несколько DICOM-файлов — или нажмите «Выбрать папку» / «Выбрать файлы». Структура подпапок не важна: выгрузку из PACS можно подавать как есть. Повторные выгрузки одного снимка распознаются по изображению и дают одну строку.</w:t>
+        <w:t xml:space="preserve">Перетащите в окно папку с исследованиями, zip-архив или несколько DICOM-файлов — или нажмите «Выбрать папку» / </w:t>
+      </w:r>
+      <w:r>
+        <w:rPr>
+          <w:rFonts w:cs="Montserrat"/>
+          <w:color w:val="1C1D22"/>
+        </w:rPr>
+        <w:t>«Выбрать файлы». Структура подпапок не важна: выгрузку из PACS можно подавать как есть. Повторные выгрузки одного снимка распознаются по изображению и дают одну строку.</w:t>
       </w:r>
     </w:p>
     <w:p>
@@ -1494,7 +1562,7 @@
           <w:noProof/>
         </w:rPr>
         <w:drawing>
-          <wp:inline distT="0" distB="0" distL="0" distR="0" wp14:anchorId="1E8D7C8E" wp14:editId="34F0050A">
+          <wp:inline distT="0" distB="0" distL="0" distR="0" wp14:anchorId="3658867B" wp14:editId="7D2BE6A2">
             <wp:extent cx="5760000" cy="3600000"/>
             <wp:effectExtent l="0" t="0" r="0" b="0"/>
             <wp:docPr id="5" name="Picture 5"/>
@@ -1541,16 +1609,7 @@
           <w:color w:val="8B8599"/>
           <w:sz w:val="17"/>
         </w:rPr>
-        <w:t xml:space="preserve">Стартовый экран: поле </w:t>
-      </w:r>
-      <w:r>
-        <w:rPr>
-          <w:rFonts w:cs="Montserrat"/>
-          <w:i/>
-          <w:color w:val="8B8599"/>
-          <w:sz w:val="17"/>
-        </w:rPr>
-        <w:t>для загрузки</w:t>
+        <w:t>Стартовый экран: поле для загрузки</w:t>
       </w:r>
     </w:p>
     <w:p>
@@ -1577,7 +1636,14 @@
           <w:rFonts w:cs="Montserrat"/>
           <w:color w:val="1C1D22"/>
         </w:rPr>
-        <w:t>Идёт прогресс по исследованиям — около двух секунд на исследование. Затем появляется сводка: сколько исследований и снимков, сколько качественных, сколько с нарушением. Плитки сводки и метки типов нарушений — это фильтры: щелчок показывает только эти снимки, повторный — снимает фильтр.</w:t>
+        <w:t xml:space="preserve">Идёт прогресс по </w:t>
+      </w:r>
+      <w:r>
+        <w:rPr>
+          <w:rFonts w:cs="Montserrat"/>
+          <w:color w:val="1C1D22"/>
+        </w:rPr>
+        <w:t>исследованиям — около двух секунд на исследование. Затем появляется сводка: сколько исследований и снимков, сколько качественных, сколько с нарушением. Плитки сводки и метки типов нарушений — это фильтры: щелчок показывает только эти снимки, повторный — снимает фильтр.</w:t>
       </w:r>
     </w:p>
     <w:p>
@@ -1590,7 +1656,7 @@
           <w:noProof/>
         </w:rPr>
         <w:drawing>
-          <wp:inline distT="0" distB="0" distL="0" distR="0" wp14:anchorId="76FE25F9" wp14:editId="0F03BD64">
+          <wp:inline distT="0" distB="0" distL="0" distR="0" wp14:anchorId="183BDFC5" wp14:editId="4C04596A">
             <wp:extent cx="5760000" cy="3600000"/>
             <wp:effectExtent l="0" t="0" r="0" b="0"/>
             <wp:docPr id="6" name="Picture 6"/>
@@ -1676,14 +1742,7 @@
           <w:rFonts w:cs="Montserrat"/>
           <w:color w:val="1C1D22"/>
         </w:rPr>
-        <w:t xml:space="preserve">Справа — снимок с разметкой и вердикт. Под снимком — каждый критерий: что измерено, с какой нормой сравнивалось и насколько значение близко к границе </w:t>
-      </w:r>
-      <w:r>
-        <w:rPr>
-          <w:rFonts w:cs="Montserrat"/>
-          <w:color w:val="1C1D22"/>
-        </w:rPr>
-        <w:t>(полоска с зелёной зоной нормы). Ниже — пояснения к флагам.</w:t>
+        <w:t>Справа — снимок с разметкой и вердикт. Под снимком — каждый критерий: что измерено, с какой нормой сравнивалось и насколько значение близко к границе (полоска с зелёной зоной нормы). Ниже — пояснения к флагам.</w:t>
       </w:r>
     </w:p>
     <w:p>
@@ -1696,7 +1755,7 @@
           <w:noProof/>
         </w:rPr>
         <w:drawing>
-          <wp:inline distT="0" distB="0" distL="0" distR="0" wp14:anchorId="1D856997" wp14:editId="22308B8A">
+          <wp:inline distT="0" distB="0" distL="0" distR="0" wp14:anchorId="5DE710F8" wp14:editId="0482F5A8">
             <wp:extent cx="3420000" cy="6493043"/>
             <wp:effectExtent l="0" t="0" r="0" b="0"/>
             <wp:docPr id="7" name="Picture 7"/>
@@ -1965,7 +2024,15 @@
                 <w:color w:val="1C1D22"/>
                 <w:sz w:val="19"/>
               </w:rPr>
-              <w:t>тепловая карта нейросети: куда она «смотрела», оценивая ротацию или посторонние предметы</w:t>
+              <w:t xml:space="preserve">тепловая карта </w:t>
+            </w:r>
+            <w:r>
+              <w:rPr>
+                <w:rFonts w:cs="Montserrat"/>
+                <w:color w:val="1C1D22"/>
+                <w:sz w:val="19"/>
+              </w:rPr>
+              <w:t>нейросети: куда она «смотрела», оценивая ротацию или посторонние предметы</w:t>
             </w:r>
           </w:p>
         </w:tc>
@@ -2043,7 +2110,7 @@
           <w:noProof/>
         </w:rPr>
         <w:drawing>
-          <wp:inline distT="0" distB="0" distL="0" distR="0" wp14:anchorId="3B660420" wp14:editId="53B9150B">
+          <wp:inline distT="0" distB="0" distL="0" distR="0" wp14:anchorId="2F16CF4D" wp14:editId="191B8954">
             <wp:extent cx="5760000" cy="3600000"/>
             <wp:effectExtent l="0" t="0" r="0" b="0"/>
             <wp:docPr id="8" name="Picture 8"/>
@@ -2103,7 +2170,7 @@
           <w:noProof/>
         </w:rPr>
         <w:drawing>
-          <wp:inline distT="0" distB="0" distL="0" distR="0" wp14:anchorId="7E692387" wp14:editId="2284FEC3">
+          <wp:inline distT="0" distB="0" distL="0" distR="0" wp14:anchorId="50701283" wp14:editId="768311DD">
             <wp:extent cx="5760000" cy="3600000"/>
             <wp:effectExtent l="0" t="0" r="0" b="0"/>
             <wp:docPr id="9" name="Picture 9"/>
@@ -2244,7 +2311,7 @@
           <w:noProof/>
         </w:rPr>
         <w:drawing>
-          <wp:inline distT="0" distB="0" distL="0" distR="0" wp14:anchorId="632E371C" wp14:editId="7F0516D1">
+          <wp:inline distT="0" distB="0" distL="0" distR="0" wp14:anchorId="1D51492B" wp14:editId="5270B017">
             <wp:extent cx="5760000" cy="1620000"/>
             <wp:effectExtent l="0" t="0" r="0" b="0"/>
             <wp:docPr id="10" name="Picture 10"/>
@@ -2340,7 +2407,7 @@
           <w:noProof/>
         </w:rPr>
         <w:drawing>
-          <wp:inline distT="0" distB="0" distL="0" distR="0" wp14:anchorId="0149547A" wp14:editId="753A8C3B">
+          <wp:inline distT="0" distB="0" distL="0" distR="0" wp14:anchorId="48204868" wp14:editId="1986A6C2">
             <wp:extent cx="5760000" cy="231429"/>
             <wp:effectExtent l="0" t="0" r="0" b="0"/>
             <wp:docPr id="11" name="Picture 11"/>
@@ -2506,7 +2573,15 @@
                 <w:color w:val="1C1D22"/>
                 <w:sz w:val="19"/>
               </w:rPr>
-              <w:t>строка на снимок: восемь колонок из ТЗ (путь, UID, область, класс качества, нарушения, статус, время), дальше вероятности, флаги, описания</w:t>
+              <w:t xml:space="preserve">строка на снимок: восемь </w:t>
+            </w:r>
+            <w:r>
+              <w:rPr>
+                <w:rFonts w:cs="Montserrat"/>
+                <w:color w:val="1C1D22"/>
+                <w:sz w:val="19"/>
+              </w:rPr>
+              <w:t>колонок из ТЗ (путь, UID, область, класс качества, нарушения, статус, время), дальше вероятности, флаги, описания</w:t>
             </w:r>
           </w:p>
         </w:tc>
@@ -2624,7 +2699,7 @@
                 <w:color w:val="1C1D22"/>
                 <w:sz w:val="19"/>
               </w:rPr>
-              <w:t xml:space="preserve">снимки с разметкой и тепловой </w:t>
+              <w:t xml:space="preserve">снимки с </w:t>
             </w:r>
             <w:r>
               <w:rPr>
@@ -2632,7 +2707,7 @@
                 <w:color w:val="1C1D22"/>
                 <w:sz w:val="19"/>
               </w:rPr>
-              <w:t>картой</w:t>
+              <w:t>разметкой и тепловой картой</w:t>
             </w:r>
           </w:p>
         </w:tc>
@@ -3176,7 +3251,7 @@
                 <w:color w:val="1C1D22"/>
                 <w:sz w:val="19"/>
               </w:rPr>
-              <w:t xml:space="preserve">малый вертел почти не </w:t>
+              <w:t xml:space="preserve">малый вертел почти не виден или выступает слишком сильно; оранжевым — где </w:t>
             </w:r>
             <w:r>
               <w:rPr>
@@ -3184,7 +3259,7 @@
                 <w:color w:val="1C1D22"/>
                 <w:sz w:val="19"/>
               </w:rPr>
-              <w:t>виден или выступает слишком сильно; оранжевым — где нейросеть видит ротацию</w:t>
+              <w:t>нейросеть видит ротацию</w:t>
             </w:r>
           </w:p>
         </w:tc>
@@ -3462,15 +3537,7 @@
                 <w:color w:val="1C1D22"/>
                 <w:sz w:val="19"/>
               </w:rPr>
-              <w:t xml:space="preserve">нейросеть и измерение разошлись; </w:t>
-            </w:r>
-            <w:r>
-              <w:rPr>
-                <w:rFonts w:cs="Montserrat"/>
-                <w:color w:val="1C1D22"/>
-                <w:sz w:val="19"/>
-              </w:rPr>
-              <w:t>вердикт вынесен по их своду</w:t>
+              <w:t>нейросеть и измерение разошлись; вердикт вынесен по их своду</w:t>
             </w:r>
           </w:p>
         </w:tc>
@@ -3654,14 +3721,7 @@
           <w:rFonts w:cs="Montserrat"/>
           <w:color w:val="1C1D22"/>
         </w:rPr>
-        <w:t xml:space="preserve">Отступы области интереса бедра по умолчанию оцениваются по длине поля сканирования — так их оценивает эксперт. Отступы по рисунку 6 ТЗ </w:t>
-      </w:r>
-      <w:r>
-        <w:rPr>
-          <w:rFonts w:cs="Montserrat"/>
-          <w:color w:val="1C1D22"/>
-        </w:rPr>
-        <w:t>всегда показаны в карточке.</w:t>
+        <w:t>Отступы области интереса бедра по умолчанию оцениваются по длине поля сканирования — так их оценивает эксперт. Отступы по рисунку 6 ТЗ всегда показаны в карточке.</w:t>
       </w:r>
     </w:p>
     <w:p>
@@ -3685,7 +3745,16 @@
           <w:color w:val="520977"/>
           <w:sz w:val="32"/>
         </w:rPr>
-        <w:t>Горячие клавиши</w:t>
+        <w:t xml:space="preserve">Горячие </w:t>
+      </w:r>
+      <w:r>
+        <w:rPr>
+          <w:rFonts w:cs="Montserrat"/>
+          <w:b/>
+          <w:color w:val="520977"/>
+          <w:sz w:val="32"/>
+        </w:rPr>
+        <w:t>клавиши</w:t>
       </w:r>
     </w:p>
     <w:tbl>
@@ -4163,7 +4232,7 @@
           <w:noProof/>
         </w:rPr>
         <w:drawing>
-          <wp:inline distT="0" distB="0" distL="0" distR="0" wp14:anchorId="6222B150" wp14:editId="67F9356F">
+          <wp:inline distT="0" distB="0" distL="0" distR="0" wp14:anchorId="5DB8264F" wp14:editId="7CA289A0">
             <wp:extent cx="5760000" cy="3600000"/>
             <wp:effectExtent l="0" t="0" r="0" b="0"/>
             <wp:docPr id="12" name="Picture 12"/>
@@ -4607,15 +4676,7 @@
                 <w:color w:val="1C1D22"/>
                 <w:sz w:val="19"/>
               </w:rPr>
-              <w:t xml:space="preserve">первый запуск — до минуты; дальше </w:t>
-            </w:r>
-            <w:r>
-              <w:rPr>
-                <w:rFonts w:cs="Montserrat"/>
-                <w:color w:val="1C1D22"/>
-                <w:sz w:val="19"/>
-              </w:rPr>
-              <w:t>несколько секунд</w:t>
+              <w:t>первый запуск — до минуты; дальше несколько секунд</w:t>
             </w:r>
           </w:p>
         </w:tc>
@@ -4638,7 +4699,15 @@
                 <w:color w:val="1C1D22"/>
                 <w:sz w:val="19"/>
               </w:rPr>
-              <w:t>интерфейс открылся в браузере, а не в окне</w:t>
+              <w:t xml:space="preserve">интерфейс открылся в </w:t>
+            </w:r>
+            <w:r>
+              <w:rPr>
+                <w:rFonts w:cs="Montserrat"/>
+                <w:color w:val="1C1D22"/>
+                <w:sz w:val="19"/>
+              </w:rPr>
+              <w:t>браузере, а не в окне</w:t>
             </w:r>
           </w:p>
         </w:tc>
@@ -4823,14 +4892,14 @@
           <w:rFonts w:cs="Montserrat"/>
           <w:color w:val="1C1D22"/>
         </w:rPr>
-        <w:t xml:space="preserve">«Параметры» → «Приложения» → «Контроль качества DXA» → «Удалить» или ярлык </w:t>
+        <w:t xml:space="preserve">«Параметры» → «Приложения» → «Контроль качества DXA» → «Удалить» или ярлык «Деинсталлировать» в меню «Пуск». </w:t>
       </w:r>
       <w:r>
         <w:rPr>
           <w:rFonts w:cs="Montserrat"/>
           <w:color w:val="1C1D22"/>
         </w:rPr>
-        <w:t>«Деинсталлировать» в меню «Пуск». Удаляются программа, журналы, кэш окна и сохранённый токен бота.</w:t>
+        <w:t>Удаляются программа, журналы, кэш окна и сохранённый токен бота.</w:t>
       </w:r>
     </w:p>
     <w:p>
@@ -5243,31 +5312,31 @@
       </w:rPr>
     </w:lvl>
   </w:abstractNum>
-  <w:num w:numId="1" w16cid:durableId="236551724">
+  <w:num w:numId="1" w16cid:durableId="788010910">
     <w:abstractNumId w:val="8"/>
   </w:num>
-  <w:num w:numId="2" w16cid:durableId="715006320">
+  <w:num w:numId="2" w16cid:durableId="801076650">
     <w:abstractNumId w:val="6"/>
   </w:num>
-  <w:num w:numId="3" w16cid:durableId="1140654848">
+  <w:num w:numId="3" w16cid:durableId="2007322760">
     <w:abstractNumId w:val="5"/>
   </w:num>
-  <w:num w:numId="4" w16cid:durableId="637296962">
+  <w:num w:numId="4" w16cid:durableId="331686213">
     <w:abstractNumId w:val="4"/>
   </w:num>
-  <w:num w:numId="5" w16cid:durableId="660161473">
+  <w:num w:numId="5" w16cid:durableId="1662735740">
     <w:abstractNumId w:val="7"/>
   </w:num>
-  <w:num w:numId="6" w16cid:durableId="397361342">
+  <w:num w:numId="6" w16cid:durableId="111442849">
     <w:abstractNumId w:val="3"/>
   </w:num>
-  <w:num w:numId="7" w16cid:durableId="1087309332">
+  <w:num w:numId="7" w16cid:durableId="1223172321">
     <w:abstractNumId w:val="2"/>
   </w:num>
-  <w:num w:numId="8" w16cid:durableId="740568528">
+  <w:num w:numId="8" w16cid:durableId="1220436159">
     <w:abstractNumId w:val="1"/>
   </w:num>
-  <w:num w:numId="9" w16cid:durableId="437071051">
+  <w:num w:numId="9" w16cid:durableId="1208031118">
     <w:abstractNumId w:val="0"/>
   </w:num>
 </w:numbering>

--- a/docs/manuals/Инструкция_приложение.docx
+++ b/docs/manuals/Инструкция_приложение.docx
@@ -8,7 +8,7 @@
           <w:noProof/>
         </w:rPr>
         <w:drawing>
-          <wp:inline distT="0" distB="0" distL="0" distR="0" wp14:anchorId="697AE24F" wp14:editId="2A48EB22">
+          <wp:inline distT="0" distB="0" distL="0" distR="0" wp14:anchorId="096909F3" wp14:editId="1DAF56C4">
             <wp:extent cx="648000" cy="648000"/>
             <wp:effectExtent l="0" t="0" r="0" b="0"/>
             <wp:docPr id="1" name="Picture 1"/>
@@ -728,7 +728,7 @@
           <w:rFonts w:cs="Montserrat"/>
           <w:color w:val="1C1D22"/>
         </w:rPr>
-        <w:t xml:space="preserve"> (288 МБ) по ссылке из репозитория: github.com/theorcos239/LCT_2026, папка </w:t>
+        <w:t xml:space="preserve"> (около 290 МБ) по ссылке из репозитория: github.com/theorcos239/LCT_2026, папка </w:t>
       </w:r>
       <w:r>
         <w:rPr>
@@ -764,14 +764,14 @@
           <w:rFonts w:cs="Montserrat"/>
           <w:color w:val="1C1D22"/>
         </w:rPr>
-        <w:t xml:space="preserve">Запустите его. Права администратора не нужны: программа ставится в вашу папку </w:t>
+        <w:t xml:space="preserve">Запустите его. Права администратора не нужны: программа ставится в вашу </w:t>
       </w:r>
       <w:r>
         <w:rPr>
           <w:rFonts w:cs="Montserrat"/>
           <w:color w:val="1C1D22"/>
         </w:rPr>
-        <w:t>пользователя (</w:t>
+        <w:t>папку пользователя (</w:t>
       </w:r>
       <w:r>
         <w:rPr>
@@ -891,7 +891,7 @@
                 <w:noProof/>
               </w:rPr>
               <w:drawing>
-                <wp:inline distT="0" distB="0" distL="0" distR="0" wp14:anchorId="4A71498C" wp14:editId="771F63A9">
+                <wp:inline distT="0" distB="0" distL="0" distR="0" wp14:anchorId="6AA06C7A" wp14:editId="276E64E8">
                   <wp:extent cx="2736000" cy="2089701"/>
                   <wp:effectExtent l="0" t="0" r="0" b="0"/>
                   <wp:docPr id="2" name="Picture 2"/>
@@ -938,7 +938,7 @@
                 <w:noProof/>
               </w:rPr>
               <w:drawing>
-                <wp:inline distT="0" distB="0" distL="0" distR="0" wp14:anchorId="0A3F4881" wp14:editId="38CD24F3">
+                <wp:inline distT="0" distB="0" distL="0" distR="0" wp14:anchorId="5121D0ED" wp14:editId="1958FA3A">
                   <wp:extent cx="2736000" cy="2089701"/>
                   <wp:effectExtent l="0" t="0" r="0" b="0"/>
                   <wp:docPr id="3" name="Picture 3"/>
@@ -1199,15 +1199,7 @@
                 <w:color w:val="1C1D22"/>
                 <w:sz w:val="19"/>
               </w:rPr>
-              <w:t xml:space="preserve">Веб-сервер для </w:t>
-            </w:r>
-            <w:r>
-              <w:rPr>
-                <w:rFonts w:cs="Montserrat"/>
-                <w:color w:val="1C1D22"/>
-                <w:sz w:val="19"/>
-              </w:rPr>
-              <w:t>локальной сети</w:t>
+              <w:t>Веб-сервер для локальной сети</w:t>
             </w:r>
           </w:p>
         </w:tc>
@@ -1289,7 +1281,15 @@
                 <w:color w:val="1C1D22"/>
                 <w:sz w:val="19"/>
               </w:rPr>
-              <w:t>Инструкция — приложение, Инструкция — Telegram-бот</w:t>
+              <w:t xml:space="preserve">Инструкция — приложение, Инструкция — </w:t>
+            </w:r>
+            <w:r>
+              <w:rPr>
+                <w:rFonts w:cs="Montserrat"/>
+                <w:color w:val="1C1D22"/>
+                <w:sz w:val="19"/>
+              </w:rPr>
+              <w:t>Telegram-бот</w:t>
             </w:r>
           </w:p>
         </w:tc>
@@ -1405,7 +1405,7 @@
           <w:noProof/>
         </w:rPr>
         <w:drawing>
-          <wp:inline distT="0" distB="0" distL="0" distR="0" wp14:anchorId="310F5EF0" wp14:editId="35B9DCCD">
+          <wp:inline distT="0" distB="0" distL="0" distR="0" wp14:anchorId="05844CA7" wp14:editId="3F7D6461">
             <wp:extent cx="5760000" cy="3600000"/>
             <wp:effectExtent l="0" t="0" r="0" b="0"/>
             <wp:docPr id="4" name="Picture 4"/>
@@ -1542,14 +1542,14 @@
           <w:rFonts w:cs="Montserrat"/>
           <w:color w:val="1C1D22"/>
         </w:rPr>
-        <w:t xml:space="preserve">Перетащите в окно папку с исследованиями, zip-архив или несколько DICOM-файлов — или нажмите «Выбрать папку» / </w:t>
+        <w:t xml:space="preserve">Перетащите в окно папку с исследованиями, zip-архив или </w:t>
       </w:r>
       <w:r>
         <w:rPr>
           <w:rFonts w:cs="Montserrat"/>
           <w:color w:val="1C1D22"/>
         </w:rPr>
-        <w:t>«Выбрать файлы». Структура подпапок не важна: выгрузку из PACS можно подавать как есть. Повторные выгрузки одного снимка распознаются по изображению и дают одну строку.</w:t>
+        <w:t>несколько DICOM-файлов — или нажмите «Выбрать папку» / «Выбрать файлы». Структура подпапок не важна: выгрузку из PACS можно подавать как есть. Повторные выгрузки одного снимка распознаются по изображению и дают одну строку.</w:t>
       </w:r>
     </w:p>
     <w:p>
@@ -1562,7 +1562,7 @@
           <w:noProof/>
         </w:rPr>
         <w:drawing>
-          <wp:inline distT="0" distB="0" distL="0" distR="0" wp14:anchorId="3658867B" wp14:editId="7D2BE6A2">
+          <wp:inline distT="0" distB="0" distL="0" distR="0" wp14:anchorId="4880C28B" wp14:editId="0EB41827">
             <wp:extent cx="5760000" cy="3600000"/>
             <wp:effectExtent l="0" t="0" r="0" b="0"/>
             <wp:docPr id="5" name="Picture 5"/>
@@ -1609,7 +1609,16 @@
           <w:color w:val="8B8599"/>
           <w:sz w:val="17"/>
         </w:rPr>
-        <w:t>Стартовый экран: поле для загрузки</w:t>
+        <w:t xml:space="preserve">Стартовый экран: поле для </w:t>
+      </w:r>
+      <w:r>
+        <w:rPr>
+          <w:rFonts w:cs="Montserrat"/>
+          <w:i/>
+          <w:color w:val="8B8599"/>
+          <w:sz w:val="17"/>
+        </w:rPr>
+        <w:t>загрузки</w:t>
       </w:r>
     </w:p>
     <w:p>
@@ -1636,14 +1645,7 @@
           <w:rFonts w:cs="Montserrat"/>
           <w:color w:val="1C1D22"/>
         </w:rPr>
-        <w:t xml:space="preserve">Идёт прогресс по </w:t>
-      </w:r>
-      <w:r>
-        <w:rPr>
-          <w:rFonts w:cs="Montserrat"/>
-          <w:color w:val="1C1D22"/>
-        </w:rPr>
-        <w:t>исследованиям — около двух секунд на исследование. Затем появляется сводка: сколько исследований и снимков, сколько качественных, сколько с нарушением. Плитки сводки и метки типов нарушений — это фильтры: щелчок показывает только эти снимки, повторный — снимает фильтр.</w:t>
+        <w:t>Идёт прогресс по исследованиям — около двух секунд на исследование. Затем появляется сводка: сколько исследований и снимков, сколько качественных, сколько с нарушением. Плитки сводки и метки типов нарушений — это фильтры: щелчок показывает только эти снимки, повторный — снимает фильтр.</w:t>
       </w:r>
     </w:p>
     <w:p>
@@ -1656,7 +1658,7 @@
           <w:noProof/>
         </w:rPr>
         <w:drawing>
-          <wp:inline distT="0" distB="0" distL="0" distR="0" wp14:anchorId="183BDFC5" wp14:editId="4C04596A">
+          <wp:inline distT="0" distB="0" distL="0" distR="0" wp14:anchorId="2E0F58DA" wp14:editId="1DD05E04">
             <wp:extent cx="5760000" cy="3600000"/>
             <wp:effectExtent l="0" t="0" r="0" b="0"/>
             <wp:docPr id="6" name="Picture 6"/>
@@ -1755,7 +1757,7 @@
           <w:noProof/>
         </w:rPr>
         <w:drawing>
-          <wp:inline distT="0" distB="0" distL="0" distR="0" wp14:anchorId="5DE710F8" wp14:editId="0482F5A8">
+          <wp:inline distT="0" distB="0" distL="0" distR="0" wp14:anchorId="5DB3897B" wp14:editId="4BAE1F35">
             <wp:extent cx="3420000" cy="6493043"/>
             <wp:effectExtent l="0" t="0" r="0" b="0"/>
             <wp:docPr id="7" name="Picture 7"/>
@@ -1983,7 +1985,15 @@
                 <w:color w:val="1C1D22"/>
                 <w:sz w:val="19"/>
               </w:rPr>
-              <w:t>порог не выдержан — здесь нарушение</w:t>
+              <w:t xml:space="preserve">порог не </w:t>
+            </w:r>
+            <w:r>
+              <w:rPr>
+                <w:rFonts w:cs="Montserrat"/>
+                <w:color w:val="1C1D22"/>
+                <w:sz w:val="19"/>
+              </w:rPr>
+              <w:t>выдержан — здесь нарушение</w:t>
             </w:r>
           </w:p>
         </w:tc>
@@ -2024,15 +2034,7 @@
                 <w:color w:val="1C1D22"/>
                 <w:sz w:val="19"/>
               </w:rPr>
-              <w:t xml:space="preserve">тепловая карта </w:t>
-            </w:r>
-            <w:r>
-              <w:rPr>
-                <w:rFonts w:cs="Montserrat"/>
-                <w:color w:val="1C1D22"/>
-                <w:sz w:val="19"/>
-              </w:rPr>
-              <w:t>нейросети: куда она «смотрела», оценивая ротацию или посторонние предметы</w:t>
+              <w:t>тепловая карта нейросети: куда она «смотрела», оценивая ротацию или посторонние предметы</w:t>
             </w:r>
           </w:p>
         </w:tc>
@@ -2110,7 +2112,7 @@
           <w:noProof/>
         </w:rPr>
         <w:drawing>
-          <wp:inline distT="0" distB="0" distL="0" distR="0" wp14:anchorId="2F16CF4D" wp14:editId="191B8954">
+          <wp:inline distT="0" distB="0" distL="0" distR="0" wp14:anchorId="71F000D4" wp14:editId="1F5CB749">
             <wp:extent cx="5760000" cy="3600000"/>
             <wp:effectExtent l="0" t="0" r="0" b="0"/>
             <wp:docPr id="8" name="Picture 8"/>
@@ -2170,7 +2172,7 @@
           <w:noProof/>
         </w:rPr>
         <w:drawing>
-          <wp:inline distT="0" distB="0" distL="0" distR="0" wp14:anchorId="50701283" wp14:editId="768311DD">
+          <wp:inline distT="0" distB="0" distL="0" distR="0" wp14:anchorId="42F01F25" wp14:editId="10E7AE0E">
             <wp:extent cx="5760000" cy="3600000"/>
             <wp:effectExtent l="0" t="0" r="0" b="0"/>
             <wp:docPr id="9" name="Picture 9"/>
@@ -2311,7 +2313,7 @@
           <w:noProof/>
         </w:rPr>
         <w:drawing>
-          <wp:inline distT="0" distB="0" distL="0" distR="0" wp14:anchorId="1D51492B" wp14:editId="5270B017">
+          <wp:inline distT="0" distB="0" distL="0" distR="0" wp14:anchorId="230CF9DF" wp14:editId="43DAAEFC">
             <wp:extent cx="5760000" cy="1620000"/>
             <wp:effectExtent l="0" t="0" r="0" b="0"/>
             <wp:docPr id="10" name="Picture 10"/>
@@ -2407,7 +2409,7 @@
           <w:noProof/>
         </w:rPr>
         <w:drawing>
-          <wp:inline distT="0" distB="0" distL="0" distR="0" wp14:anchorId="48204868" wp14:editId="1986A6C2">
+          <wp:inline distT="0" distB="0" distL="0" distR="0" wp14:anchorId="3777E49F" wp14:editId="0D8A70E5">
             <wp:extent cx="5760000" cy="231429"/>
             <wp:effectExtent l="0" t="0" r="0" b="0"/>
             <wp:docPr id="11" name="Picture 11"/>
@@ -4232,7 +4234,7 @@
           <w:noProof/>
         </w:rPr>
         <w:drawing>
-          <wp:inline distT="0" distB="0" distL="0" distR="0" wp14:anchorId="5DB8264F" wp14:editId="7CA289A0">
+          <wp:inline distT="0" distB="0" distL="0" distR="0" wp14:anchorId="1319BF76" wp14:editId="5DD2C32B">
             <wp:extent cx="5760000" cy="3600000"/>
             <wp:effectExtent l="0" t="0" r="0" b="0"/>
             <wp:docPr id="12" name="Picture 12"/>
@@ -5312,31 +5314,31 @@
       </w:rPr>
     </w:lvl>
   </w:abstractNum>
-  <w:num w:numId="1" w16cid:durableId="788010910">
+  <w:num w:numId="1" w16cid:durableId="877158769">
     <w:abstractNumId w:val="8"/>
   </w:num>
-  <w:num w:numId="2" w16cid:durableId="801076650">
+  <w:num w:numId="2" w16cid:durableId="2025282022">
     <w:abstractNumId w:val="6"/>
   </w:num>
-  <w:num w:numId="3" w16cid:durableId="2007322760">
+  <w:num w:numId="3" w16cid:durableId="597130959">
     <w:abstractNumId w:val="5"/>
   </w:num>
-  <w:num w:numId="4" w16cid:durableId="331686213">
+  <w:num w:numId="4" w16cid:durableId="1555240087">
     <w:abstractNumId w:val="4"/>
   </w:num>
-  <w:num w:numId="5" w16cid:durableId="1662735740">
+  <w:num w:numId="5" w16cid:durableId="2005669274">
     <w:abstractNumId w:val="7"/>
   </w:num>
-  <w:num w:numId="6" w16cid:durableId="111442849">
+  <w:num w:numId="6" w16cid:durableId="448626415">
     <w:abstractNumId w:val="3"/>
   </w:num>
-  <w:num w:numId="7" w16cid:durableId="1223172321">
+  <w:num w:numId="7" w16cid:durableId="799807778">
     <w:abstractNumId w:val="2"/>
   </w:num>
-  <w:num w:numId="8" w16cid:durableId="1220436159">
+  <w:num w:numId="8" w16cid:durableId="857085559">
     <w:abstractNumId w:val="1"/>
   </w:num>
-  <w:num w:numId="9" w16cid:durableId="1208031118">
+  <w:num w:numId="9" w16cid:durableId="311838066">
     <w:abstractNumId w:val="0"/>
   </w:num>
 </w:numbering>

--- a/docs/manuals/Инструкция_приложение.docx
+++ b/docs/manuals/Инструкция_приложение.docx
@@ -8,7 +8,7 @@
           <w:noProof/>
         </w:rPr>
         <w:drawing>
-          <wp:inline distT="0" distB="0" distL="0" distR="0" wp14:anchorId="096909F3" wp14:editId="1DAF56C4">
+          <wp:inline distT="0" distB="0" distL="0" distR="0" wp14:anchorId="35998F96" wp14:editId="5F262BC2">
             <wp:extent cx="648000" cy="648000"/>
             <wp:effectExtent l="0" t="0" r="0" b="0"/>
             <wp:docPr id="1" name="Picture 1"/>
@@ -125,7 +125,7 @@
           <w:rFonts w:cs="Montserrat"/>
           <w:color w:val="1C1D22"/>
         </w:rPr>
-        <w:t xml:space="preserve">Приложение проверяет денситометрические исследования (DXA) поясничного отдела позвоночника и проксимального отдела бедра </w:t>
+        <w:t xml:space="preserve">Приложение проверяет денситометрические исследования (DXA — рентгеновская денситометрия, измерение плотности кости) поясничного отдела позвоночника и проксимального отдела бедра (тазобедренного сустава) </w:t>
       </w:r>
       <w:r>
         <w:rPr>
@@ -179,7 +179,7 @@
           <w:rFonts w:cs="Montserrat"/>
           <w:color w:val="1C1D22"/>
         </w:rPr>
-        <w:t xml:space="preserve"> — исправить укладку, пока пациент на столе.</w:t>
+        <w:t xml:space="preserve"> — исправить укладку, пока пациент на аппарате.</w:t>
       </w:r>
     </w:p>
     <w:p>
@@ -269,7 +269,19 @@
           <w:rFonts w:cs="Montserrat"/>
           <w:color w:val="1C1D22"/>
         </w:rPr>
-        <w:t xml:space="preserve">Критерии: укладка позвоночника, ось позвоночника, посторонние предметы, ротация бедра, отступы области интереса бедра. Приложение работает на этом компьютере и </w:t>
+        <w:t>Пять критериев: укладка позвоночника; наклон оси позвоночника; посторонние предметы в кадре; поворот (ротация) бедра; достаточный запас поля вокруг бедра — в техническом задании он называется «отступы области интереса».</w:t>
+      </w:r>
+    </w:p>
+    <w:p>
+      <w:pPr>
+        <w:spacing w:line="300" w:lineRule="auto"/>
+      </w:pPr>
+      <w:r>
+        <w:rPr>
+          <w:rFonts w:cs="Montserrat"/>
+          <w:color w:val="1C1D22"/>
+        </w:rPr>
+        <w:t xml:space="preserve">Приложение работает </w:t>
       </w:r>
       <w:r>
         <w:rPr>
@@ -277,14 +289,14 @@
           <w:b/>
           <w:color w:val="1C1D22"/>
         </w:rPr>
-        <w:t>не отправляет снимки в интернет</w:t>
+        <w:t>полностью локально</w:t>
       </w:r>
       <w:r>
         <w:rPr>
           <w:rFonts w:cs="Montserrat"/>
           <w:color w:val="1C1D22"/>
         </w:rPr>
-        <w:t>.</w:t>
+        <w:t>: анализ выполняется на этом компьютере, модели лежат в папке программы, снимки никуда не отправляются, интернет не нужен ни для установки, ни для работы. Новая версия ставится тем же способом — новым установщиком поверх старой; автоматическая проверка обновлений в планах. Подробнее — в разделе «Обновление и работа без интернета».</w:t>
       </w:r>
     </w:p>
     <w:tbl>
@@ -469,15 +481,7 @@
                 <w:color w:val="1C1D22"/>
                 <w:sz w:val="19"/>
               </w:rPr>
-              <w:t xml:space="preserve">память и </w:t>
-            </w:r>
-            <w:r>
-              <w:rPr>
-                <w:rFonts w:cs="Montserrat"/>
-                <w:color w:val="1C1D22"/>
-                <w:sz w:val="19"/>
-              </w:rPr>
-              <w:t>диск</w:t>
+              <w:t>память и диск</w:t>
             </w:r>
           </w:p>
         </w:tc>
@@ -495,7 +499,15 @@
                 <w:color w:val="1C1D22"/>
                 <w:sz w:val="19"/>
               </w:rPr>
-              <w:t>4 ГБ оперативной памяти, около 1 ГБ на диске</w:t>
+              <w:t xml:space="preserve">4 ГБ оперативной </w:t>
+            </w:r>
+            <w:r>
+              <w:rPr>
+                <w:rFonts w:cs="Montserrat"/>
+                <w:color w:val="1C1D22"/>
+                <w:sz w:val="19"/>
+              </w:rPr>
+              <w:t>памяти, около 1 ГБ на диске</w:t>
             </w:r>
           </w:p>
         </w:tc>
@@ -536,7 +548,7 @@
                 <w:color w:val="1C1D22"/>
                 <w:sz w:val="19"/>
               </w:rPr>
-              <w:t>не нужен</w:t>
+              <w:t>не нужен: ни для установки, ни для работы</w:t>
             </w:r>
           </w:p>
         </w:tc>
@@ -600,6 +612,7 @@
                 <w:color w:val="1C1D22"/>
                 <w:sz w:val="19"/>
               </w:rPr>
+              <w:lastRenderedPageBreak/>
               <w:t>компонент окна</w:t>
             </w:r>
           </w:p>
@@ -659,7 +672,15 @@
                 <w:color w:val="1C1D22"/>
                 <w:sz w:val="19"/>
               </w:rPr>
-              <w:t>DICOM-файлы, папка или zip-архив — как выгрузка из PACS</w:t>
+              <w:t xml:space="preserve">файлы DICOM </w:t>
+            </w:r>
+            <w:r>
+              <w:rPr>
+                <w:rFonts w:cs="Montserrat"/>
+                <w:color w:val="1C1D22"/>
+                <w:sz w:val="19"/>
+              </w:rPr>
+              <w:t>(стандартный формат медицинских снимков): по одному, папкой или zip-архивом — как выгрузка из PACS, архива снимков клиники</w:t>
             </w:r>
           </w:p>
         </w:tc>
@@ -682,7 +703,6 @@
           <w:color w:val="FF0053"/>
           <w:sz w:val="32"/>
         </w:rPr>
-        <w:lastRenderedPageBreak/>
         <w:t xml:space="preserve">3  </w:t>
       </w:r>
       <w:r>
@@ -728,7 +748,7 @@
           <w:rFonts w:cs="Montserrat"/>
           <w:color w:val="1C1D22"/>
         </w:rPr>
-        <w:t xml:space="preserve"> (около 290 МБ) по ссылке из репозитория: github.com/theorcos239/LCT_2026, папка </w:t>
+        <w:t xml:space="preserve"> (около 290 МБ) по прямой ссылке </w:t>
       </w:r>
       <w:r>
         <w:rPr>
@@ -736,14 +756,29 @@
           <w:color w:val="520977"/>
           <w:sz w:val="20"/>
         </w:rPr>
-        <w:t>release</w:t>
+        <w:t>https://github.com/theorcos239/LCT_2026/raw/master/release/DXA-QC-Setup-1.0.0.exe</w:t>
       </w:r>
       <w:r>
         <w:rPr>
           <w:rFonts w:cs="Montserrat"/>
           <w:color w:val="1C1D22"/>
         </w:rPr>
-        <w:t>.</w:t>
+        <w:t xml:space="preserve">. Та же ссылка есть в репозитории github.com/theorcos239/LCT_2026 в папке </w:t>
+      </w:r>
+      <w:r>
+        <w:rPr>
+          <w:rFonts w:ascii="Consolas" w:eastAsia="Consolas" w:hAnsi="Consolas" w:cs="Consolas"/>
+          <w:color w:val="520977"/>
+          <w:sz w:val="20"/>
+        </w:rPr>
+        <w:t>release</w:t>
+      </w:r>
+      <w:r>
+        <w:rPr>
+          <w:rFonts w:cs="Montserrat"/>
+          <w:color w:val="1C1D22"/>
+        </w:rPr>
+        <w:t>: на странице файла нажмите «Download». Установщик могут передать и просто как файл — тогда сразу запустите его.</w:t>
       </w:r>
     </w:p>
     <w:p>
@@ -764,14 +799,7 @@
           <w:rFonts w:cs="Montserrat"/>
           <w:color w:val="1C1D22"/>
         </w:rPr>
-        <w:t xml:space="preserve">Запустите его. Права администратора не нужны: программа ставится в вашу </w:t>
-      </w:r>
-      <w:r>
-        <w:rPr>
-          <w:rFonts w:cs="Montserrat"/>
-          <w:color w:val="1C1D22"/>
-        </w:rPr>
-        <w:t>папку пользователя (</w:t>
+        <w:t>Запустите установщик. Права администратора не нужны: программа ставится в вашу папку пользователя (</w:t>
       </w:r>
       <w:r>
         <w:rPr>
@@ -807,7 +835,7 @@
           <w:rFonts w:cs="Montserrat"/>
           <w:color w:val="1C1D22"/>
         </w:rPr>
-        <w:t>Если Windows покажет окно «Система Windows защитила ваш компьютер», нажмите «Подробнее» → «Выполнить в любом случае»: установщик не подписан сертификатом разработчика.</w:t>
+        <w:t>Если Windows покажет окно «Система Windows защитила ваш компьютер», нажмите «Подробнее» → «Выполнить в любом случае». Окно появляется потому, что установщик не подписан сертификатом разработчика.</w:t>
       </w:r>
     </w:p>
     <w:p>
@@ -864,7 +892,7 @@
           <w:rFonts w:cs="Montserrat"/>
           <w:color w:val="1C1D22"/>
         </w:rPr>
-        <w:t xml:space="preserve"> в PATH — она нужна для пакетной обработки из любой консоли. Нажмите «Далее» и «Установить».</w:t>
+        <w:t xml:space="preserve"> в PATH — она нужна, чтобы запускать пакетную обработку из любой консоли. Нажмите «Далее» и «Установить». В конце мастер предложит сразу запустить приложение.</w:t>
       </w:r>
     </w:p>
     <w:tbl>
@@ -891,7 +919,7 @@
                 <w:noProof/>
               </w:rPr>
               <w:drawing>
-                <wp:inline distT="0" distB="0" distL="0" distR="0" wp14:anchorId="6AA06C7A" wp14:editId="276E64E8">
+                <wp:inline distT="0" distB="0" distL="0" distR="0" wp14:anchorId="56698924" wp14:editId="29BF17DA">
                   <wp:extent cx="2736000" cy="2089701"/>
                   <wp:effectExtent l="0" t="0" r="0" b="0"/>
                   <wp:docPr id="2" name="Picture 2"/>
@@ -938,7 +966,7 @@
                 <w:noProof/>
               </w:rPr>
               <w:drawing>
-                <wp:inline distT="0" distB="0" distL="0" distR="0" wp14:anchorId="5121D0ED" wp14:editId="1958FA3A">
+                <wp:inline distT="0" distB="0" distL="0" distR="0" wp14:anchorId="2302BDA5" wp14:editId="3B32264D">
                   <wp:extent cx="2736000" cy="2089701"/>
                   <wp:effectExtent l="0" t="0" r="0" b="0"/>
                   <wp:docPr id="3" name="Picture 3"/>
@@ -1028,7 +1056,14 @@
           <w:rFonts w:cs="Montserrat"/>
           <w:color w:val="1C1D22"/>
         </w:rPr>
-        <w:t>После установки в меню «Пуск» появится папка «Контроль качества DXA»:</w:t>
+        <w:t xml:space="preserve">После установки в меню «Пуск» появится папка </w:t>
+      </w:r>
+      <w:r>
+        <w:rPr>
+          <w:rFonts w:cs="Montserrat"/>
+          <w:color w:val="1C1D22"/>
+        </w:rPr>
+        <w:t>«Контроль качества DXA»:</w:t>
       </w:r>
     </w:p>
     <w:tbl>
@@ -1217,7 +1252,15 @@
                 <w:color w:val="1C1D22"/>
                 <w:sz w:val="19"/>
               </w:rPr>
-              <w:t>тот же интерфейс в браузере для коллег (раздел 10)</w:t>
+              <w:t xml:space="preserve">тот же интерфейс в браузере для </w:t>
+            </w:r>
+            <w:r>
+              <w:rPr>
+                <w:rFonts w:cs="Montserrat"/>
+                <w:color w:val="1C1D22"/>
+                <w:sz w:val="19"/>
+              </w:rPr>
+              <w:t>коллег — см. раздел «Доступ для коллег в локальной сети»</w:t>
             </w:r>
           </w:p>
         </w:tc>
@@ -1258,7 +1301,7 @@
                 <w:color w:val="1C1D22"/>
                 <w:sz w:val="19"/>
               </w:rPr>
-              <w:t>бот на этом компьютере — для администратора, см. инструкцию к боту</w:t>
+              <w:t>запуск демонстрационного Telegram-бота на этом компьютере: показ того же анализа в мессенджере, только для обезличенных снимков. Нужен администратору, см. инструкцию к боту</w:t>
             </w:r>
           </w:p>
         </w:tc>
@@ -1281,15 +1324,7 @@
                 <w:color w:val="1C1D22"/>
                 <w:sz w:val="19"/>
               </w:rPr>
-              <w:t xml:space="preserve">Инструкция — приложение, Инструкция — </w:t>
-            </w:r>
-            <w:r>
-              <w:rPr>
-                <w:rFonts w:cs="Montserrat"/>
-                <w:color w:val="1C1D22"/>
-                <w:sz w:val="19"/>
-              </w:rPr>
-              <w:t>Telegram-бот</w:t>
+              <w:t>Инструкция — приложение, Инструкция — Telegram-бот</w:t>
             </w:r>
           </w:p>
         </w:tc>
@@ -1405,7 +1440,7 @@
           <w:noProof/>
         </w:rPr>
         <w:drawing>
-          <wp:inline distT="0" distB="0" distL="0" distR="0" wp14:anchorId="05844CA7" wp14:editId="3F7D6461">
+          <wp:inline distT="0" distB="0" distL="0" distR="0" wp14:anchorId="0DF43D21" wp14:editId="6DD9D6B4">
             <wp:extent cx="5760000" cy="3600000"/>
             <wp:effectExtent l="0" t="0" r="0" b="0"/>
             <wp:docPr id="4" name="Picture 4"/>
@@ -1464,7 +1499,26 @@
           <w:rFonts w:cs="Montserrat"/>
           <w:color w:val="1C1D22"/>
         </w:rPr>
-        <w:t>Если запустить приложение второй раз, второе окно подключится к уже работающему. Закрыли окно — работа завершена.</w:t>
+        <w:t xml:space="preserve">Если запустить приложение второй </w:t>
+      </w:r>
+      <w:r>
+        <w:rPr>
+          <w:rFonts w:cs="Montserrat"/>
+          <w:color w:val="1C1D22"/>
+        </w:rPr>
+        <w:t>раз, второе окно подключится к уже работающему сервису. Сервис останавливается, когда закрыто первое окно; второе окно тогда покажет «сервис недоступен».</w:t>
+      </w:r>
+    </w:p>
+    <w:p>
+      <w:pPr>
+        <w:spacing w:line="300" w:lineRule="auto"/>
+      </w:pPr>
+      <w:r>
+        <w:rPr>
+          <w:rFonts w:cs="Montserrat"/>
+          <w:color w:val="1C1D22"/>
+        </w:rPr>
+        <w:t>Результаты обработки хранятся 24 часа. Если закрыть и снова открыть приложение, они видны на стартовом экране в списке «Недавние задания». Отметки специалиста хранятся дольше — пока приложение установлено.</w:t>
       </w:r>
     </w:p>
     <w:p>
@@ -1491,7 +1545,7 @@
           <w:rFonts w:cs="Montserrat"/>
           <w:color w:val="1C1D22"/>
         </w:rPr>
-        <w:t xml:space="preserve"> покажет номер версии и коммит, из которого собрана программа.</w:t>
+        <w:t xml:space="preserve"> покажет номер версии и коммит, из которого собрана программа. Номер версии виден и в Windows: «Параметры» → «Приложения» → «Контроль качества DXA».</w:t>
       </w:r>
     </w:p>
     <w:p>
@@ -1515,6 +1569,149 @@
           <w:color w:val="520977"/>
           <w:sz w:val="32"/>
         </w:rPr>
+        <w:t>Обновление и работа без интернета</w:t>
+      </w:r>
+    </w:p>
+    <w:p>
+      <w:pPr>
+        <w:spacing w:line="300" w:lineRule="auto"/>
+      </w:pPr>
+      <w:r>
+        <w:rPr>
+          <w:rFonts w:cs="Montserrat"/>
+          <w:color w:val="1C1D22"/>
+        </w:rPr>
+        <w:t xml:space="preserve">Приложение работает полностью на этом компьютере. Когда вы открываете окно, внутри программы запускается собственный сервер анализа на адресе 127.0.0.1 — его не видно ни из локальной сети, ни из интернета. Все модели и веса нейросетей лежат в папке программы и читаются с диска. Ни одна страница приложения не обращается в интернет: даже страница описания API </w:t>
+      </w:r>
+      <w:r>
+        <w:rPr>
+          <w:rFonts w:ascii="Consolas" w:eastAsia="Consolas" w:hAnsi="Consolas" w:cs="Consolas"/>
+          <w:color w:val="520977"/>
+          <w:sz w:val="20"/>
+        </w:rPr>
+        <w:t>/docs</w:t>
+      </w:r>
+      <w:r>
+        <w:rPr>
+          <w:rFonts w:cs="Montserrat"/>
+          <w:color w:val="1C1D22"/>
+        </w:rPr>
+        <w:t xml:space="preserve"> берётся из локальной копии Swagger UI. Телеметрии нет (сбор данных об использовании в библиотеке onnxruntime выключен в коде), проверки обновлений тоже нет. Снимки, отчёты и отметки специалиста не покидают компьютер.</w:t>
+      </w:r>
+    </w:p>
+    <w:p>
+      <w:pPr>
+        <w:spacing w:line="300" w:lineRule="auto"/>
+      </w:pPr>
+      <w:r>
+        <w:rPr>
+          <w:rFonts w:cs="Montserrat"/>
+          <w:color w:val="1C1D22"/>
+        </w:rPr>
+        <w:t>Единственный интерфейс, которому нужен интернет, — Telegram-бот. Он не входит в основной контур и по умолчанию не запускается.</w:t>
+      </w:r>
+    </w:p>
+    <w:p>
+      <w:pPr>
+        <w:spacing w:line="300" w:lineRule="auto"/>
+      </w:pPr>
+      <w:r>
+        <w:rPr>
+          <w:rFonts w:cs="Montserrat"/>
+          <w:b/>
+          <w:color w:val="1C1D22"/>
+        </w:rPr>
+        <w:t>Как обновить.</w:t>
+      </w:r>
+      <w:r>
+        <w:rPr>
+          <w:rFonts w:cs="Montserrat"/>
+          <w:color w:val="1C1D22"/>
+        </w:rPr>
+        <w:t xml:space="preserve"> Новая версия приходит как новый установщик </w:t>
+      </w:r>
+      <w:r>
+        <w:rPr>
+          <w:rFonts w:ascii="Consolas" w:eastAsia="Consolas" w:hAnsi="Consolas" w:cs="Consolas"/>
+          <w:color w:val="520977"/>
+          <w:sz w:val="20"/>
+        </w:rPr>
+        <w:t>DXA-QC-Setup-&lt;версия&gt;.exe</w:t>
+      </w:r>
+      <w:r>
+        <w:rPr>
+          <w:rFonts w:cs="Montserrat"/>
+          <w:color w:val="1C1D22"/>
+        </w:rPr>
+        <w:t xml:space="preserve">. Закройте приложение и запустите новый установщик поверх старого — удалять ничего не нужно. Файлы программы заменяются, а журналы, отметки специалиста и сохранённый токен бота остаются (они лежат в папках </w:t>
+      </w:r>
+      <w:r>
+        <w:rPr>
+          <w:rFonts w:ascii="Consolas" w:eastAsia="Consolas" w:hAnsi="Consolas" w:cs="Consolas"/>
+          <w:color w:val="520977"/>
+          <w:sz w:val="20"/>
+        </w:rPr>
+        <w:t>%LOCALAPPDATA%\DXA-QC</w:t>
+      </w:r>
+      <w:r>
+        <w:rPr>
+          <w:rFonts w:cs="Montserrat"/>
+          <w:color w:val="1C1D22"/>
+        </w:rPr>
+        <w:t xml:space="preserve"> и </w:t>
+      </w:r>
+      <w:r>
+        <w:rPr>
+          <w:rFonts w:ascii="Consolas" w:eastAsia="Consolas" w:hAnsi="Consolas" w:cs="Consolas"/>
+          <w:color w:val="520977"/>
+          <w:sz w:val="20"/>
+        </w:rPr>
+        <w:t>%APPDATA%\DXA-QC</w:t>
+      </w:r>
+      <w:r>
+        <w:rPr>
+          <w:rFonts w:cs="Montserrat"/>
+          <w:color w:val="1C1D22"/>
+        </w:rPr>
+        <w:t xml:space="preserve">, которые установщик не трогает). Автоматическая проверка обновлений — задел на развитие. Какая версия стоит сейчас — команда </w:t>
+      </w:r>
+      <w:r>
+        <w:rPr>
+          <w:rFonts w:ascii="Consolas" w:eastAsia="Consolas" w:hAnsi="Consolas" w:cs="Consolas"/>
+          <w:color w:val="520977"/>
+          <w:sz w:val="20"/>
+        </w:rPr>
+        <w:t>dxa-qc-cli version</w:t>
+      </w:r>
+      <w:r>
+        <w:rPr>
+          <w:rFonts w:cs="Montserrat"/>
+          <w:color w:val="1C1D22"/>
+        </w:rPr>
+        <w:t xml:space="preserve"> или «Параметры» → «Приложения».</w:t>
+      </w:r>
+    </w:p>
+    <w:p>
+      <w:pPr>
+        <w:keepNext/>
+        <w:spacing w:before="320" w:line="264" w:lineRule="auto"/>
+      </w:pPr>
+      <w:r>
+        <w:rPr>
+          <w:rFonts w:cs="Montserrat"/>
+          <w:b/>
+          <w:color w:val="FF0053"/>
+          <w:sz w:val="32"/>
+        </w:rPr>
+        <w:t xml:space="preserve">6  </w:t>
+      </w:r>
+      <w:r>
+        <w:rPr>
+          <w:rFonts w:cs="Montserrat"/>
+          <w:b/>
+          <w:color w:val="520977"/>
+          <w:sz w:val="32"/>
+        </w:rPr>
         <w:t>Проверка исследований</w:t>
       </w:r>
     </w:p>
@@ -1542,14 +1739,34 @@
           <w:rFonts w:cs="Montserrat"/>
           <w:color w:val="1C1D22"/>
         </w:rPr>
-        <w:t xml:space="preserve">Перетащите в окно папку с исследованиями, zip-архив или </w:t>
-      </w:r>
+        <w:t>Перетащите в окно папку с исследованиями, zip-архив или несколько DICOM-файлов — или нажмите «Выбрать папку» / «Выбрать файлы». Структура подпапок не важна: выгрузку из PACS можно подавать как есть. Повторные выгрузки одного снимка распознаются по изображению и дают одну строку.</w:t>
+      </w:r>
+    </w:p>
+    <w:p>
+      <w:pPr>
+        <w:spacing w:line="300" w:lineRule="auto"/>
+      </w:pPr>
       <w:r>
         <w:rPr>
           <w:rFonts w:cs="Montserrat"/>
           <w:color w:val="1C1D22"/>
         </w:rPr>
-        <w:t>несколько DICOM-файлов — или нажмите «Выбрать папку» / «Выбрать файлы». Структура подпапок не важна: выгрузку из PACS можно подавать как есть. Повторные выгрузки одного снимка распознаются по изображению и дают одну строку.</w:t>
+        <w:t xml:space="preserve">Если своих снимков нет, возьмите </w:t>
+      </w:r>
+      <w:r>
+        <w:rPr>
+          <w:rFonts w:ascii="Consolas" w:eastAsia="Consolas" w:hAnsi="Consolas" w:cs="Consolas"/>
+          <w:color w:val="520977"/>
+          <w:sz w:val="20"/>
+        </w:rPr>
+        <w:t>demo.zip</w:t>
+      </w:r>
+      <w:r>
+        <w:rPr>
+          <w:rFonts w:cs="Montserrat"/>
+          <w:color w:val="1C1D22"/>
+        </w:rPr>
+        <w:t xml:space="preserve"> из репозитория github.com/theorcos239/LCT_2026: семь обезличенных исследований, 1.8 МБ — по одному на каждый тип нарушения и два качественных.</w:t>
       </w:r>
     </w:p>
     <w:p>
@@ -1562,7 +1779,7 @@
           <w:noProof/>
         </w:rPr>
         <w:drawing>
-          <wp:inline distT="0" distB="0" distL="0" distR="0" wp14:anchorId="4880C28B" wp14:editId="0EB41827">
+          <wp:inline distT="0" distB="0" distL="0" distR="0" wp14:anchorId="590EAEAD" wp14:editId="23500348">
             <wp:extent cx="5760000" cy="3600000"/>
             <wp:effectExtent l="0" t="0" r="0" b="0"/>
             <wp:docPr id="5" name="Picture 5"/>
@@ -1609,16 +1826,7 @@
           <w:color w:val="8B8599"/>
           <w:sz w:val="17"/>
         </w:rPr>
-        <w:t xml:space="preserve">Стартовый экран: поле для </w:t>
-      </w:r>
-      <w:r>
-        <w:rPr>
-          <w:rFonts w:cs="Montserrat"/>
-          <w:i/>
-          <w:color w:val="8B8599"/>
-          <w:sz w:val="17"/>
-        </w:rPr>
-        <w:t>загрузки</w:t>
+        <w:t>Стартовый экран: поле для загрузки</w:t>
       </w:r>
     </w:p>
     <w:p>
@@ -1645,7 +1853,7 @@
           <w:rFonts w:cs="Montserrat"/>
           <w:color w:val="1C1D22"/>
         </w:rPr>
-        <w:t>Идёт прогресс по исследованиям — около двух секунд на исследование. Затем появляется сводка: сколько исследований и снимков, сколько качественных, сколько с нарушением. Плитки сводки и метки типов нарушений — это фильтры: щелчок показывает только эти снимки, повторный — снимает фильтр.</w:t>
+        <w:t>Идёт прогресс по исследованиям — около двух секунд на исследование. Затем появляется сводка: сколько исследований и снимков, сколько качественных, сколько с нарушением, сколько ушло на ручной разбор и сколько вы ещё не проверили. Плитки сводки и метки типов нарушений — это фильтры: щелчок показывает только эти снимки, повторный щелчок снимает фильтр. Удобный способ просмотреть партию целиком — щёлкнуть плитку «не проверено» и листать только снимки без вашей отметки.</w:t>
       </w:r>
     </w:p>
     <w:p>
@@ -1658,7 +1866,7 @@
           <w:noProof/>
         </w:rPr>
         <w:drawing>
-          <wp:inline distT="0" distB="0" distL="0" distR="0" wp14:anchorId="2E0F58DA" wp14:editId="1DD05E04">
+          <wp:inline distT="0" distB="0" distL="0" distR="0" wp14:anchorId="4F9AB23A" wp14:editId="7CB44970">
             <wp:extent cx="5760000" cy="3600000"/>
             <wp:effectExtent l="0" t="0" r="0" b="0"/>
             <wp:docPr id="6" name="Picture 6"/>
@@ -1717,7 +1925,7 @@
           <w:rFonts w:cs="Montserrat"/>
           <w:color w:val="1C1D22"/>
         </w:rPr>
-        <w:t>Таблица сгруппирована по исследованиям. Первым выбирается снимок с замечанием. Есть поиск по имени файла, исследованию и UID, фильтр по области и сортировка «сначала нарушения».</w:t>
+        <w:t>Таблица сгруппирована по исследованиям. Первым выбирается снимок с замечанием. Есть поиск по имени файла, исследованию и UID (уникальному идентификатору снимка в DICOM), фильтр по области и сортировка «сначала нарушения».</w:t>
       </w:r>
     </w:p>
     <w:p>
@@ -1757,7 +1965,7 @@
           <w:noProof/>
         </w:rPr>
         <w:drawing>
-          <wp:inline distT="0" distB="0" distL="0" distR="0" wp14:anchorId="5DB3897B" wp14:editId="4BAE1F35">
+          <wp:inline distT="0" distB="0" distL="0" distR="0" wp14:anchorId="2B723CE2" wp14:editId="589672DB">
             <wp:extent cx="3420000" cy="6493043"/>
             <wp:effectExtent l="0" t="0" r="0" b="0"/>
             <wp:docPr id="7" name="Picture 7"/>
@@ -1903,7 +2111,7 @@
                 <w:color w:val="1C1D22"/>
                 <w:sz w:val="19"/>
               </w:rPr>
-              <w:t>найденные ориентиры: вертел, седалищная кость, контуры, ось</w:t>
+              <w:t>найденные ориентиры и вспомогательные построения: верхушка большого вертела, седалищная кость, наружный контур бедра, контуры позвоночника</w:t>
             </w:r>
           </w:p>
         </w:tc>
@@ -1944,7 +2152,7 @@
                 <w:color w:val="1C1D22"/>
                 <w:sz w:val="19"/>
               </w:rPr>
-              <w:t>порог выдержан</w:t>
+              <w:t>порог выдержан; для позвоночника зелёная линия — ось в норме</w:t>
             </w:r>
           </w:p>
         </w:tc>
@@ -1985,15 +2193,7 @@
                 <w:color w:val="1C1D22"/>
                 <w:sz w:val="19"/>
               </w:rPr>
-              <w:t xml:space="preserve">порог не </w:t>
-            </w:r>
-            <w:r>
-              <w:rPr>
-                <w:rFonts w:cs="Montserrat"/>
-                <w:color w:val="1C1D22"/>
-                <w:sz w:val="19"/>
-              </w:rPr>
-              <w:t>выдержан — здесь нарушение</w:t>
+              <w:t>порог не выдержан — здесь нарушение: ось с отклонением, посторонний предмет, отступ короче нормы</w:t>
             </w:r>
           </w:p>
         </w:tc>
@@ -2034,7 +2234,7 @@
                 <w:color w:val="1C1D22"/>
                 <w:sz w:val="19"/>
               </w:rPr>
-              <w:t>тепловая карта нейросети: куда она «смотрела», оценивая ротацию или посторонние предметы</w:t>
+              <w:t>тепловая карта нейросети: куда она «смотрела», оценивая ротацию бедра или посторонние предметы</w:t>
             </w:r>
           </w:p>
         </w:tc>
@@ -2112,7 +2312,7 @@
           <w:noProof/>
         </w:rPr>
         <w:drawing>
-          <wp:inline distT="0" distB="0" distL="0" distR="0" wp14:anchorId="71F000D4" wp14:editId="1F5CB749">
+          <wp:inline distT="0" distB="0" distL="0" distR="0" wp14:anchorId="1EC123B6" wp14:editId="7283C306">
             <wp:extent cx="5760000" cy="3600000"/>
             <wp:effectExtent l="0" t="0" r="0" b="0"/>
             <wp:docPr id="8" name="Picture 8"/>
@@ -2159,7 +2359,16 @@
           <w:color w:val="8B8599"/>
           <w:sz w:val="17"/>
         </w:rPr>
-        <w:t>Фильтр «Ротация»: тепловая карта нейросети на вертельной области</w:t>
+        <w:t xml:space="preserve">Фильтр «Ротация»: тепловая карта нейросети на </w:t>
+      </w:r>
+      <w:r>
+        <w:rPr>
+          <w:rFonts w:cs="Montserrat"/>
+          <w:i/>
+          <w:color w:val="8B8599"/>
+          <w:sz w:val="17"/>
+        </w:rPr>
+        <w:t>вертельной области</w:t>
       </w:r>
     </w:p>
     <w:p>
@@ -2172,7 +2381,7 @@
           <w:noProof/>
         </w:rPr>
         <w:drawing>
-          <wp:inline distT="0" distB="0" distL="0" distR="0" wp14:anchorId="42F01F25" wp14:editId="10E7AE0E">
+          <wp:inline distT="0" distB="0" distL="0" distR="0" wp14:anchorId="43DDA914" wp14:editId="29AC2D53">
             <wp:extent cx="5760000" cy="3600000"/>
             <wp:effectExtent l="0" t="0" r="0" b="0"/>
             <wp:docPr id="9" name="Picture 9"/>
@@ -2234,7 +2443,7 @@
           <w:color w:val="FF0053"/>
           <w:sz w:val="32"/>
         </w:rPr>
-        <w:t xml:space="preserve">6  </w:t>
+        <w:t xml:space="preserve">7  </w:t>
       </w:r>
       <w:r>
         <w:rPr>
@@ -2313,7 +2522,7 @@
           <w:noProof/>
         </w:rPr>
         <w:drawing>
-          <wp:inline distT="0" distB="0" distL="0" distR="0" wp14:anchorId="230CF9DF" wp14:editId="43DAAEFC">
+          <wp:inline distT="0" distB="0" distL="0" distR="0" wp14:anchorId="4D538073" wp14:editId="17739791">
             <wp:extent cx="5760000" cy="1620000"/>
             <wp:effectExtent l="0" t="0" r="0" b="0"/>
             <wp:docPr id="10" name="Picture 10"/>
@@ -2372,7 +2581,7 @@
           <w:rFonts w:cs="Montserrat"/>
           <w:color w:val="1C1D22"/>
         </w:rPr>
-        <w:t>Отметки хранятся на этом компьютере отдельно для каждого задания и выгружаются кнопкой «Мои отметки .csv». Этот файл — обратная связь для перекалибровки порогов: передайте его администратору сервиса.</w:t>
+        <w:t>Отметки хранятся на этом компьютере отдельно для каждого задания и выгружаются кнопкой «Мои отметки .csv». По этим отметкам разработчики подстраивают пороги под ваш аппарат, поэтому передайте файл тому, кто отвечает за сервис. Выгрузите отметки и перед удалением или переустановкой приложения: при удалении они стираются вместе с кэшем окна.</w:t>
       </w:r>
     </w:p>
     <w:p>
@@ -2387,7 +2596,7 @@
           <w:color w:val="FF0053"/>
           <w:sz w:val="32"/>
         </w:rPr>
-        <w:t xml:space="preserve">7  </w:t>
+        <w:t xml:space="preserve">8  </w:t>
       </w:r>
       <w:r>
         <w:rPr>
@@ -2409,7 +2618,7 @@
           <w:noProof/>
         </w:rPr>
         <w:drawing>
-          <wp:inline distT="0" distB="0" distL="0" distR="0" wp14:anchorId="3777E49F" wp14:editId="0D8A70E5">
+          <wp:inline distT="0" distB="0" distL="0" distR="0" wp14:anchorId="488A5CB5" wp14:editId="7F136D15">
             <wp:extent cx="5760000" cy="231429"/>
             <wp:effectExtent l="0" t="0" r="0" b="0"/>
             <wp:docPr id="11" name="Picture 11"/>
@@ -2575,15 +2784,7 @@
                 <w:color w:val="1C1D22"/>
                 <w:sz w:val="19"/>
               </w:rPr>
-              <w:t xml:space="preserve">строка на снимок: восемь </w:t>
-            </w:r>
-            <w:r>
-              <w:rPr>
-                <w:rFonts w:cs="Montserrat"/>
-                <w:color w:val="1C1D22"/>
-                <w:sz w:val="19"/>
-              </w:rPr>
-              <w:t>колонок из ТЗ (путь, UID, область, класс качества, нарушения, статус, время), дальше вероятности, флаги, описания</w:t>
+              <w:t>строка на снимок: восемь колонок из технического задания (путь, UID, область, класс качества, нарушения, статус, время), дальше вероятности, флаги и описания</w:t>
             </w:r>
           </w:p>
         </w:tc>
@@ -2660,7 +2861,7 @@
                 <w:color w:val="1C1D22"/>
                 <w:sz w:val="19"/>
               </w:rPr>
-              <w:t>разбор сложных случаев</w:t>
+              <w:t>для разбора сложных случаев</w:t>
             </w:r>
           </w:p>
         </w:tc>
@@ -2701,15 +2902,7 @@
                 <w:color w:val="1C1D22"/>
                 <w:sz w:val="19"/>
               </w:rPr>
-              <w:t xml:space="preserve">снимки с </w:t>
-            </w:r>
-            <w:r>
-              <w:rPr>
-                <w:rFonts w:cs="Montserrat"/>
-                <w:color w:val="1C1D22"/>
-                <w:sz w:val="19"/>
-              </w:rPr>
-              <w:t>разметкой и тепловой картой</w:t>
+              <w:t>все снимки с разметкой и тепловой картой — и качественные тоже</w:t>
             </w:r>
           </w:p>
         </w:tc>
@@ -2768,7 +2961,15 @@
                 <w:color w:val="1C1D22"/>
                 <w:sz w:val="19"/>
               </w:rPr>
-              <w:t>текстовое заключение по-русски на каждый снимок; PACS покажет его рядом со снимком в том же исследовании</w:t>
+              <w:t xml:space="preserve">структурированное текстовое заключение (DICOM SR) по-русски на каждый снимок; PACS покажет его рядом со снимком в том же </w:t>
+            </w:r>
+            <w:r>
+              <w:rPr>
+                <w:rFonts w:cs="Montserrat"/>
+                <w:color w:val="1C1D22"/>
+                <w:sz w:val="19"/>
+              </w:rPr>
+              <w:t>исследовании</w:t>
             </w:r>
           </w:p>
         </w:tc>
@@ -2880,7 +3081,7 @@
           <w:color w:val="FF0053"/>
           <w:sz w:val="32"/>
         </w:rPr>
-        <w:t xml:space="preserve">8  </w:t>
+        <w:t xml:space="preserve">9  </w:t>
       </w:r>
       <w:r>
         <w:rPr>
@@ -2924,7 +3125,7 @@
           <w:rFonts w:cs="Montserrat"/>
           <w:color w:val="1C1D22"/>
         </w:rPr>
-        <w:t xml:space="preserve"> — насколько система уверена в вердикте. </w:t>
+        <w:t xml:space="preserve"> показывает, насколько система уверена в вердикте: чем ближе к 100 %, тем увереннее. </w:t>
       </w:r>
       <w:r>
         <w:rPr>
@@ -3058,7 +3259,7 @@
                 <w:color w:val="1C1D22"/>
                 <w:sz w:val="19"/>
               </w:rPr>
-              <w:t>некорректная укладка позвоночника: не видны верхние края подвздошных костей</w:t>
+              <w:t>некорректная укладка позвоночника: в кадр не попали верхние края подвздошных костей таза, по которым врач находит нужные позвонки</w:t>
             </w:r>
           </w:p>
         </w:tc>
@@ -3076,7 +3277,7 @@
                 <w:color w:val="1C1D22"/>
                 <w:sz w:val="19"/>
               </w:rPr>
-              <w:t>внизу кадра по бокам от позвоночника нет гребней</w:t>
+              <w:t>внизу кадра по бокам от позвоночника не видно гребней подвздошных костей</w:t>
             </w:r>
           </w:p>
         </w:tc>
@@ -3117,7 +3318,7 @@
                 <w:color w:val="1C1D22"/>
                 <w:sz w:val="19"/>
               </w:rPr>
-              <w:t>ось позвоночника отклонена больше чем на 5°</w:t>
+              <w:t>ось позвоночника наклонена больше чем на 5° от вертикали</w:t>
             </w:r>
           </w:p>
         </w:tc>
@@ -3135,7 +3336,7 @@
                 <w:color w:val="1C1D22"/>
                 <w:sz w:val="19"/>
               </w:rPr>
-              <w:t>угол на снимке и в карточке</w:t>
+              <w:t>угол показан на снимке и в карточке</w:t>
             </w:r>
           </w:p>
         </w:tc>
@@ -3176,7 +3377,7 @@
                 <w:color w:val="1C1D22"/>
                 <w:sz w:val="19"/>
               </w:rPr>
-              <w:t>посторонние предметы или наложения</w:t>
+              <w:t>в кадре посторонний предмет или наложение (пряжка, пуговица, рука пациента)</w:t>
             </w:r>
           </w:p>
         </w:tc>
@@ -3194,7 +3395,15 @@
                 <w:color w:val="1C1D22"/>
                 <w:sz w:val="19"/>
               </w:rPr>
-              <w:t>яркая дуга или пятно вне позвоночника; оранжевым — где их видит нейросеть</w:t>
+              <w:t xml:space="preserve">яркая дуга или пятно вне </w:t>
+            </w:r>
+            <w:r>
+              <w:rPr>
+                <w:rFonts w:cs="Montserrat"/>
+                <w:color w:val="1C1D22"/>
+                <w:sz w:val="19"/>
+              </w:rPr>
+              <w:t>позвоночника; оранжевым показано, где их видит нейросеть</w:t>
             </w:r>
           </w:p>
         </w:tc>
@@ -3235,7 +3444,7 @@
                 <w:color w:val="1C1D22"/>
                 <w:sz w:val="19"/>
               </w:rPr>
-              <w:t>некорректная ротация бедра</w:t>
+              <w:t>некорректная ротация (поворот) бедра при укладке</w:t>
             </w:r>
           </w:p>
         </w:tc>
@@ -3253,7 +3462,7 @@
                 <w:color w:val="1C1D22"/>
                 <w:sz w:val="19"/>
               </w:rPr>
-              <w:t xml:space="preserve">малый вертел почти не виден или выступает слишком сильно; оранжевым — где </w:t>
+              <w:t xml:space="preserve">малый вертел — небольшой костный выступ на внутренней стороне бедренной кости под шейкой — почти не виден или, наоборот, сильно </w:t>
             </w:r>
             <w:r>
               <w:rPr>
@@ -3261,7 +3470,7 @@
                 <w:color w:val="1C1D22"/>
                 <w:sz w:val="19"/>
               </w:rPr>
-              <w:t>нейросеть видит ротацию</w:t>
+              <w:t>выступает; оранжевым показано, где нейросеть видит ротацию</w:t>
             </w:r>
           </w:p>
         </w:tc>
@@ -3302,7 +3511,7 @@
                 <w:color w:val="1C1D22"/>
                 <w:sz w:val="19"/>
               </w:rPr>
-              <w:t>недостаточные отступы области интереса до края поля</w:t>
+              <w:t>снимок захватил слишком мало: отступы области интереса до края поля недостаточны</w:t>
             </w:r>
           </w:p>
         </w:tc>
@@ -3320,7 +3529,7 @@
                 <w:color w:val="1C1D22"/>
                 <w:sz w:val="19"/>
               </w:rPr>
-              <w:t>поле сканирования короче 12.9 см; линии отступов по рисунку 6 ТЗ</w:t>
+              <w:t>поле сканирования короче 12.9 см; линии отступов показаны на снимке</w:t>
             </w:r>
           </w:p>
         </w:tc>
@@ -3399,7 +3608,7 @@
           <w:rFonts w:cs="Montserrat"/>
           <w:color w:val="1C1D22"/>
         </w:rPr>
-        <w:t>Основные флаги:</w:t>
+        <w:t>Основные флаги. Ротацию бедра и посторонние предметы оценивают два независимых способа — измерение по изображению и нейросеть; их итог мы называем объединённой оценкой измерения и нейросети.</w:t>
       </w:r>
     </w:p>
     <w:tbl>
@@ -3498,7 +3707,7 @@
                 <w:color w:val="1C1D22"/>
                 <w:sz w:val="19"/>
               </w:rPr>
-              <w:t>две независимые оценки критерия разошлись — посмотрите снимок сами</w:t>
+              <w:t>два независимых способа измерения дали разный ответ. Посмотрите снимок сами.</w:t>
             </w:r>
           </w:p>
         </w:tc>
@@ -3539,7 +3748,15 @@
                 <w:color w:val="1C1D22"/>
                 <w:sz w:val="19"/>
               </w:rPr>
-              <w:t>нейросеть и измерение разошлись; вердикт вынесен по их своду</w:t>
+              <w:t xml:space="preserve">нейросеть и измерение не согласны друг с другом. Вердикт вынесен по объединённой оценке </w:t>
+            </w:r>
+            <w:r>
+              <w:rPr>
+                <w:rFonts w:cs="Montserrat"/>
+                <w:color w:val="1C1D22"/>
+                <w:sz w:val="19"/>
+              </w:rPr>
+              <w:t>измерения и нейросети, но такой снимок лучше проверить глазами.</w:t>
             </w:r>
           </w:p>
         </w:tc>
@@ -3580,7 +3797,7 @@
                 <w:color w:val="1C1D22"/>
                 <w:sz w:val="19"/>
               </w:rPr>
-              <w:t>позвоночник изогнут (сколиоз); эксперт сколиоз обычно нарушением оси не считает</w:t>
+              <w:t>позвоночник изогнут (сколиоз): ось отклонена из-за формы позвоночника, а не из-за укладки. Эксперт обычно не считает это нарушением оси.</w:t>
             </w:r>
           </w:p>
         </w:tc>
@@ -3621,7 +3838,7 @@
                 <w:color w:val="1C1D22"/>
                 <w:sz w:val="19"/>
               </w:rPr>
-              <w:t>снимок выгружен зеркально и приведён к стандартному виду</w:t>
+              <w:t>снимок выгружен зеркально; программа привела его к стандартному виду.</w:t>
             </w:r>
           </w:p>
         </w:tc>
@@ -3662,7 +3879,7 @@
                 <w:color w:val="1C1D22"/>
                 <w:sz w:val="19"/>
               </w:rPr>
-              <w:t>седалищная кость не найдена, нижний отступ взят по анатомии — проверьте</w:t>
+              <w:t>седалищная кость на снимке не найдена, поэтому нижний отступ взят по типичной анатомии. Проверьте его сами.</w:t>
             </w:r>
           </w:p>
         </w:tc>
@@ -3703,7 +3920,7 @@
                 <w:color w:val="1C1D22"/>
                 <w:sz w:val="19"/>
               </w:rPr>
-              <w:t>нейросеть не загрузилась — оценка только измерением</w:t>
+              <w:t>нейросеть не загрузилась; оценка сделана только измерением.</w:t>
             </w:r>
           </w:p>
         </w:tc>
@@ -3723,7 +3940,14 @@
           <w:rFonts w:cs="Montserrat"/>
           <w:color w:val="1C1D22"/>
         </w:rPr>
-        <w:t>Отступы области интереса бедра по умолчанию оцениваются по длине поля сканирования — так их оценивает эксперт. Отступы по рисунку 6 ТЗ всегда показаны в карточке.</w:t>
+        <w:t xml:space="preserve">Отступы области интереса бедра по умолчанию оцениваются так, как это делает врач-эксперт: по длине поля сканирования. Снимок должен вмещать 3 см выше верхушки большого вертела, сам сустав до седалищной кости и ещё 3 см ниже неё — всего не </w:t>
+      </w:r>
+      <w:r>
+        <w:rPr>
+          <w:rFonts w:cs="Montserrat"/>
+          <w:color w:val="1C1D22"/>
+        </w:rPr>
+        <w:t>меньше 12.9 см. Отдельные отступы сверху, снизу и сбоку (по рисунку 6 технического задания) тоже измеряются и показаны в карточке снимка.</w:t>
       </w:r>
     </w:p>
     <w:p>
@@ -3738,7 +3962,7 @@
           <w:color w:val="FF0053"/>
           <w:sz w:val="32"/>
         </w:rPr>
-        <w:t xml:space="preserve">9  </w:t>
+        <w:t xml:space="preserve">10  </w:t>
       </w:r>
       <w:r>
         <w:rPr>
@@ -3747,16 +3971,7 @@
           <w:color w:val="520977"/>
           <w:sz w:val="32"/>
         </w:rPr>
-        <w:t xml:space="preserve">Горячие </w:t>
-      </w:r>
-      <w:r>
-        <w:rPr>
-          <w:rFonts w:cs="Montserrat"/>
-          <w:b/>
-          <w:color w:val="520977"/>
-          <w:sz w:val="32"/>
-        </w:rPr>
-        <w:t>клавиши</w:t>
+        <w:t>Горячие клавиши</w:t>
       </w:r>
     </w:p>
     <w:tbl>
@@ -3944,7 +4159,15 @@
                 <w:color w:val="1C1D22"/>
                 <w:sz w:val="19"/>
               </w:rPr>
-              <w:t>следующий снимок с нарушением</w:t>
+              <w:t xml:space="preserve">следующий снимок с </w:t>
+            </w:r>
+            <w:r>
+              <w:rPr>
+                <w:rFonts w:cs="Montserrat"/>
+                <w:color w:val="1C1D22"/>
+                <w:sz w:val="19"/>
+              </w:rPr>
+              <w:t>нарушением</w:t>
             </w:r>
           </w:p>
         </w:tc>
@@ -4226,6 +4449,228 @@
     </w:p>
     <w:p>
       <w:pPr>
+        <w:spacing w:line="300" w:lineRule="auto"/>
+      </w:pPr>
+      <w:r>
+        <w:rPr>
+          <w:rFonts w:cs="Montserrat"/>
+          <w:color w:val="1C1D22"/>
+        </w:rPr>
+        <w:t xml:space="preserve">Клавиши работают и в русской раскладке, переключать её не нужно: </w:t>
+      </w:r>
+      <w:r>
+        <w:rPr>
+          <w:rFonts w:ascii="Consolas" w:eastAsia="Consolas" w:hAnsi="Consolas" w:cs="Consolas"/>
+          <w:color w:val="520977"/>
+          <w:sz w:val="20"/>
+        </w:rPr>
+        <w:t>J</w:t>
+      </w:r>
+      <w:r>
+        <w:rPr>
+          <w:rFonts w:cs="Montserrat"/>
+          <w:color w:val="1C1D22"/>
+        </w:rPr>
+        <w:t xml:space="preserve"> = </w:t>
+      </w:r>
+      <w:r>
+        <w:rPr>
+          <w:rFonts w:ascii="Consolas" w:eastAsia="Consolas" w:hAnsi="Consolas" w:cs="Consolas"/>
+          <w:color w:val="520977"/>
+          <w:sz w:val="20"/>
+        </w:rPr>
+        <w:t>О</w:t>
+      </w:r>
+      <w:r>
+        <w:rPr>
+          <w:rFonts w:cs="Montserrat"/>
+          <w:color w:val="1C1D22"/>
+        </w:rPr>
+        <w:t xml:space="preserve">, </w:t>
+      </w:r>
+      <w:r>
+        <w:rPr>
+          <w:rFonts w:ascii="Consolas" w:eastAsia="Consolas" w:hAnsi="Consolas" w:cs="Consolas"/>
+          <w:color w:val="520977"/>
+          <w:sz w:val="20"/>
+        </w:rPr>
+        <w:t>K</w:t>
+      </w:r>
+      <w:r>
+        <w:rPr>
+          <w:rFonts w:cs="Montserrat"/>
+          <w:color w:val="1C1D22"/>
+        </w:rPr>
+        <w:t xml:space="preserve"> = </w:t>
+      </w:r>
+      <w:r>
+        <w:rPr>
+          <w:rFonts w:ascii="Consolas" w:eastAsia="Consolas" w:hAnsi="Consolas" w:cs="Consolas"/>
+          <w:color w:val="520977"/>
+          <w:sz w:val="20"/>
+        </w:rPr>
+        <w:t>Л</w:t>
+      </w:r>
+      <w:r>
+        <w:rPr>
+          <w:rFonts w:cs="Montserrat"/>
+          <w:color w:val="1C1D22"/>
+        </w:rPr>
+        <w:t xml:space="preserve">, </w:t>
+      </w:r>
+      <w:r>
+        <w:rPr>
+          <w:rFonts w:ascii="Consolas" w:eastAsia="Consolas" w:hAnsi="Consolas" w:cs="Consolas"/>
+          <w:color w:val="520977"/>
+          <w:sz w:val="20"/>
+        </w:rPr>
+        <w:t>N</w:t>
+      </w:r>
+      <w:r>
+        <w:rPr>
+          <w:rFonts w:cs="Montserrat"/>
+          <w:color w:val="1C1D22"/>
+        </w:rPr>
+        <w:t xml:space="preserve"> = </w:t>
+      </w:r>
+      <w:r>
+        <w:rPr>
+          <w:rFonts w:ascii="Consolas" w:eastAsia="Consolas" w:hAnsi="Consolas" w:cs="Consolas"/>
+          <w:color w:val="520977"/>
+          <w:sz w:val="20"/>
+        </w:rPr>
+        <w:t>Т</w:t>
+      </w:r>
+      <w:r>
+        <w:rPr>
+          <w:rFonts w:cs="Montserrat"/>
+          <w:color w:val="1C1D22"/>
+        </w:rPr>
+        <w:t xml:space="preserve">, </w:t>
+      </w:r>
+      <w:r>
+        <w:rPr>
+          <w:rFonts w:ascii="Consolas" w:eastAsia="Consolas" w:hAnsi="Consolas" w:cs="Consolas"/>
+          <w:color w:val="520977"/>
+          <w:sz w:val="20"/>
+        </w:rPr>
+        <w:t>A</w:t>
+      </w:r>
+      <w:r>
+        <w:rPr>
+          <w:rFonts w:cs="Montserrat"/>
+          <w:color w:val="1C1D22"/>
+        </w:rPr>
+        <w:t xml:space="preserve"> = </w:t>
+      </w:r>
+      <w:r>
+        <w:rPr>
+          <w:rFonts w:ascii="Consolas" w:eastAsia="Consolas" w:hAnsi="Consolas" w:cs="Consolas"/>
+          <w:color w:val="520977"/>
+          <w:sz w:val="20"/>
+        </w:rPr>
+        <w:t>Ф</w:t>
+      </w:r>
+      <w:r>
+        <w:rPr>
+          <w:rFonts w:cs="Montserrat"/>
+          <w:color w:val="1C1D22"/>
+        </w:rPr>
+        <w:t xml:space="preserve">, </w:t>
+      </w:r>
+      <w:r>
+        <w:rPr>
+          <w:rFonts w:ascii="Consolas" w:eastAsia="Consolas" w:hAnsi="Consolas" w:cs="Consolas"/>
+          <w:color w:val="520977"/>
+          <w:sz w:val="20"/>
+        </w:rPr>
+        <w:t>D</w:t>
+      </w:r>
+      <w:r>
+        <w:rPr>
+          <w:rFonts w:cs="Montserrat"/>
+          <w:color w:val="1C1D22"/>
+        </w:rPr>
+        <w:t xml:space="preserve"> = </w:t>
+      </w:r>
+      <w:r>
+        <w:rPr>
+          <w:rFonts w:ascii="Consolas" w:eastAsia="Consolas" w:hAnsi="Consolas" w:cs="Consolas"/>
+          <w:color w:val="520977"/>
+          <w:sz w:val="20"/>
+        </w:rPr>
+        <w:t>В</w:t>
+      </w:r>
+      <w:r>
+        <w:rPr>
+          <w:rFonts w:cs="Montserrat"/>
+          <w:color w:val="1C1D22"/>
+        </w:rPr>
+        <w:t xml:space="preserve">, </w:t>
+      </w:r>
+      <w:r>
+        <w:rPr>
+          <w:rFonts w:ascii="Consolas" w:eastAsia="Consolas" w:hAnsi="Consolas" w:cs="Consolas"/>
+          <w:color w:val="520977"/>
+          <w:sz w:val="20"/>
+        </w:rPr>
+        <w:t>C</w:t>
+      </w:r>
+      <w:r>
+        <w:rPr>
+          <w:rFonts w:cs="Montserrat"/>
+          <w:color w:val="1C1D22"/>
+        </w:rPr>
+        <w:t xml:space="preserve"> = </w:t>
+      </w:r>
+      <w:r>
+        <w:rPr>
+          <w:rFonts w:ascii="Consolas" w:eastAsia="Consolas" w:hAnsi="Consolas" w:cs="Consolas"/>
+          <w:color w:val="520977"/>
+          <w:sz w:val="20"/>
+        </w:rPr>
+        <w:t>С</w:t>
+      </w:r>
+      <w:r>
+        <w:rPr>
+          <w:rFonts w:cs="Montserrat"/>
+          <w:color w:val="1C1D22"/>
+        </w:rPr>
+        <w:t xml:space="preserve">, </w:t>
+      </w:r>
+      <w:r>
+        <w:rPr>
+          <w:rFonts w:ascii="Consolas" w:eastAsia="Consolas" w:hAnsi="Consolas" w:cs="Consolas"/>
+          <w:color w:val="520977"/>
+          <w:sz w:val="20"/>
+        </w:rPr>
+        <w:t>F</w:t>
+      </w:r>
+      <w:r>
+        <w:rPr>
+          <w:rFonts w:cs="Montserrat"/>
+          <w:color w:val="1C1D22"/>
+        </w:rPr>
+        <w:t xml:space="preserve"> = </w:t>
+      </w:r>
+      <w:r>
+        <w:rPr>
+          <w:rFonts w:ascii="Consolas" w:eastAsia="Consolas" w:hAnsi="Consolas" w:cs="Consolas"/>
+          <w:color w:val="520977"/>
+          <w:sz w:val="20"/>
+        </w:rPr>
+        <w:t>А</w:t>
+      </w:r>
+      <w:r>
+        <w:rPr>
+          <w:rFonts w:cs="Montserrat"/>
+          <w:color w:val="1C1D22"/>
+        </w:rPr>
+        <w:t>.</w:t>
+      </w:r>
+    </w:p>
+    <w:p>
+      <w:pPr>
         <w:keepNext/>
         <w:spacing w:before="80" w:after="40" w:line="300" w:lineRule="auto"/>
       </w:pPr>
@@ -4234,7 +4679,7 @@
           <w:noProof/>
         </w:rPr>
         <w:drawing>
-          <wp:inline distT="0" distB="0" distL="0" distR="0" wp14:anchorId="1319BF76" wp14:editId="5DD2C32B">
+          <wp:inline distT="0" distB="0" distL="0" distR="0" wp14:anchorId="274CBCF6" wp14:editId="45F9E66F">
             <wp:extent cx="5760000" cy="3600000"/>
             <wp:effectExtent l="0" t="0" r="0" b="0"/>
             <wp:docPr id="12" name="Picture 12"/>
@@ -4296,7 +4741,7 @@
           <w:color w:val="FF0053"/>
           <w:sz w:val="32"/>
         </w:rPr>
-        <w:t xml:space="preserve">10  </w:t>
+        <w:t xml:space="preserve">11  </w:t>
       </w:r>
       <w:r>
         <w:rPr>
@@ -4317,7 +4762,14 @@
           <w:rFonts w:cs="Montserrat"/>
           <w:color w:val="1C1D22"/>
         </w:rPr>
-        <w:t>Для большой папки исследований удобнее консоль: ярлык «Командная строка (пакетная обработка)» или любая консоль, если при установке отмечено «Добавить dxa-qc-cli в PATH».</w:t>
+        <w:t xml:space="preserve">Для большой папки исследований удобнее консоль (окно команд): </w:t>
+      </w:r>
+      <w:r>
+        <w:rPr>
+          <w:rFonts w:cs="Montserrat"/>
+          <w:color w:val="1C1D22"/>
+        </w:rPr>
+        <w:t>ярлык «Командная строка (пакетная обработка)» или любая консоль, если при установке отмечено «Добавить dxa-qc-cli в PATH».</w:t>
       </w:r>
     </w:p>
     <w:p>
@@ -4343,7 +4795,15 @@
           <w:color w:val="520977"/>
           <w:sz w:val="19"/>
         </w:rPr>
-        <w:t>dxa-qc-cli batch архив.zip --out report.xlsx --overlays снимки.zip --sr sr.zip</w:t>
+        <w:t xml:space="preserve">dxa-qc-cli batch архив.zip --out report.xlsx --overlays </w:t>
+      </w:r>
+      <w:r>
+        <w:rPr>
+          <w:rFonts w:ascii="Consolas" w:eastAsia="Consolas" w:hAnsi="Consolas" w:cs="Consolas"/>
+          <w:color w:val="520977"/>
+          <w:sz w:val="19"/>
+        </w:rPr>
+        <w:t>снимки.zip --sr sr.zip</w:t>
       </w:r>
     </w:p>
     <w:p>
@@ -4355,7 +4815,7 @@
           <w:rFonts w:cs="Montserrat"/>
           <w:color w:val="1C1D22"/>
         </w:rPr>
-        <w:t xml:space="preserve">Результат — та же таблица, что в окне; </w:t>
+        <w:t xml:space="preserve">Результат — та же таблица, что в окне. Ключ </w:t>
       </w:r>
       <w:r>
         <w:rPr>
@@ -4370,7 +4830,7 @@
           <w:rFonts w:cs="Montserrat"/>
           <w:color w:val="1C1D22"/>
         </w:rPr>
-        <w:t xml:space="preserve"> добавляет снимки с разметкой, </w:t>
+        <w:t xml:space="preserve"> добавляет снимки с разметкой (в пакетном режиме — только для снимков с нарушением), </w:t>
       </w:r>
       <w:r>
         <w:rPr>
@@ -4415,7 +4875,7 @@
           <w:color w:val="FF0053"/>
           <w:sz w:val="32"/>
         </w:rPr>
-        <w:t xml:space="preserve">11  </w:t>
+        <w:t xml:space="preserve">12  </w:t>
       </w:r>
       <w:r>
         <w:rPr>
@@ -4451,7 +4911,7 @@
           <w:rFonts w:cs="Montserrat"/>
           <w:color w:val="1C1D22"/>
         </w:rPr>
-        <w:t xml:space="preserve">) открывает тот же интерфейс в браузере для коллег: в окне консоли будет адрес вида </w:t>
+        <w:t xml:space="preserve">) открывает тот же интерфейс в браузере для коллег: в чёрном окне команд будет адрес вида </w:t>
       </w:r>
       <w:r>
         <w:rPr>
@@ -4466,7 +4926,7 @@
           <w:rFonts w:cs="Montserrat"/>
           <w:color w:val="1C1D22"/>
         </w:rPr>
-        <w:t>. Пока окно консоли открыто, коллеги работают через браузер, снимки обрабатываются на этом компьютере.</w:t>
+        <w:t>. Пока это окно открыто, коллеги работают через браузер, а снимки обрабатываются на этом компьютере. В интернет сервер при этом не выходит — только в локальную сеть медорганизации.</w:t>
       </w:r>
     </w:p>
     <w:tbl>
@@ -4506,7 +4966,7 @@
                 <w:color w:val="1C1D22"/>
                 <w:sz w:val="20"/>
               </w:rPr>
-              <w:t>У веб-сервера нет паролей: запускайте его только во внутренней сети медорганизации. Остановить — закрыть окно консоли или Ctrl+C.</w:t>
+              <w:t>У веб-сервера нет паролей: запускайте его только во внутренней сети медорганизации. Остановить — закрыть окно команд или нажать Ctrl+C.</w:t>
             </w:r>
           </w:p>
         </w:tc>
@@ -4529,7 +4989,7 @@
           <w:color w:val="FF0053"/>
           <w:sz w:val="32"/>
         </w:rPr>
-        <w:t xml:space="preserve">12  </w:t>
+        <w:t xml:space="preserve">13  </w:t>
       </w:r>
       <w:r>
         <w:rPr>
@@ -4637,7 +5097,7 @@
                 <w:color w:val="1C1D22"/>
                 <w:sz w:val="19"/>
               </w:rPr>
-              <w:t>«Подробнее» → «Выполнить в любом случае» (раздел 3)</w:t>
+              <w:t>«Подробнее» → «Выполнить в любом случае» (см. раздел «Установка»)</w:t>
             </w:r>
           </w:p>
         </w:tc>
@@ -4701,15 +5161,7 @@
                 <w:color w:val="1C1D22"/>
                 <w:sz w:val="19"/>
               </w:rPr>
-              <w:t xml:space="preserve">интерфейс открылся в </w:t>
-            </w:r>
-            <w:r>
-              <w:rPr>
-                <w:rFonts w:cs="Montserrat"/>
-                <w:color w:val="1C1D22"/>
-                <w:sz w:val="19"/>
-              </w:rPr>
-              <w:t>браузере, а не в окне</w:t>
+              <w:t>интерфейс открылся в браузере, а не в окне</w:t>
             </w:r>
           </w:p>
         </w:tc>
@@ -4832,6 +5284,47 @@
                 <w:color w:val="1C1D22"/>
                 <w:sz w:val="19"/>
               </w:rPr>
+              <w:t>«Задание недоступно»</w:t>
+            </w:r>
+          </w:p>
+        </w:tc>
+        <w:tc>
+          <w:tcPr>
+            <w:tcW w:w="5386" w:type="dxa"/>
+          </w:tcPr>
+          <w:p>
+            <w:pPr>
+              <w:spacing w:after="20" w:line="264" w:lineRule="auto"/>
+            </w:pPr>
+            <w:r>
+              <w:rPr>
+                <w:rFonts w:cs="Montserrat"/>
+                <w:color w:val="1C1D22"/>
+                <w:sz w:val="19"/>
+              </w:rPr>
+              <w:t>прошло больше 24 часов, результаты удалены — загрузите исследования ещё раз. Отметки к старому заданию остались, если вы выгрузили «Мои отметки .csv»</w:t>
+            </w:r>
+          </w:p>
+        </w:tc>
+      </w:tr>
+      <w:tr>
+        <w:trPr>
+          <w:jc w:val="center"/>
+        </w:trPr>
+        <w:tc>
+          <w:tcPr>
+            <w:tcW w:w="3685" w:type="dxa"/>
+          </w:tcPr>
+          <w:p>
+            <w:pPr>
+              <w:spacing w:after="20" w:line="264" w:lineRule="auto"/>
+            </w:pPr>
+            <w:r>
+              <w:rPr>
+                <w:rFonts w:cs="Montserrat"/>
+                <w:color w:val="1C1D22"/>
+                <w:sz w:val="19"/>
+              </w:rPr>
               <w:t>нужно прислать разработчикам журнал</w:t>
             </w:r>
           </w:p>
@@ -4873,7 +5366,7 @@
           <w:color w:val="FF0053"/>
           <w:sz w:val="32"/>
         </w:rPr>
-        <w:t xml:space="preserve">13  </w:t>
+        <w:t xml:space="preserve">14  </w:t>
       </w:r>
       <w:r>
         <w:rPr>
@@ -4894,14 +5387,14 @@
           <w:rFonts w:cs="Montserrat"/>
           <w:color w:val="1C1D22"/>
         </w:rPr>
-        <w:t xml:space="preserve">«Параметры» → «Приложения» → «Контроль качества DXA» → «Удалить» или ярлык «Деинсталлировать» в меню «Пуск». </w:t>
+        <w:t xml:space="preserve">«Параметры» → «Приложения» → «Контроль качества DXA» → «Удалить» или ярлык «Деинсталлировать» в меню «Пуск». Удаляются программа, журналы, кэш окна вместе с вашими отметками </w:t>
       </w:r>
       <w:r>
         <w:rPr>
           <w:rFonts w:cs="Montserrat"/>
           <w:color w:val="1C1D22"/>
         </w:rPr>
-        <w:t>Удаляются программа, журналы, кэш окна и сохранённый токен бота.</w:t>
+        <w:t>«согласен / не согласен» и сохранённый токен бота. Если отметки нужны, сначала выгрузите «Мои отметки .csv». При обновлении новым установщиком поверх старого ничего из этого не теряется.</w:t>
       </w:r>
     </w:p>
     <w:p>
@@ -4916,7 +5409,7 @@
           <w:color w:val="FF0053"/>
           <w:sz w:val="32"/>
         </w:rPr>
-        <w:t xml:space="preserve">14  </w:t>
+        <w:t xml:space="preserve">15  </w:t>
       </w:r>
       <w:r>
         <w:rPr>
@@ -4956,7 +5449,7 @@
           <w:rFonts w:cs="Montserrat"/>
           <w:color w:val="1C1D22"/>
         </w:rPr>
-        <w:t>Настроено на денситометр GE Lunar Prodigy Advance; снимки других аппаратов нужно проверить на пилоте.</w:t>
+        <w:t>Пороги настроены на денситометр GE Lunar Prodigy Advance. На другом аппарате программу нужно сначала проверить на своих снимках.</w:t>
       </w:r>
     </w:p>
     <w:p>
@@ -4987,7 +5480,7 @@
           <w:rFonts w:cs="Montserrat"/>
           <w:color w:val="1C1D22"/>
         </w:rPr>
-        <w:t>Нанесённую оператором разметку приложение не проверяет — её нет в DICOM; все критерии оцениваются по изображению.</w:t>
+        <w:t>Линии и области, которые оператор рисует на денситометре, в файлы DICOM не попадают, поэтому приложение их не видит и оценивает только само изображение.</w:t>
       </w:r>
     </w:p>
     <w:p>
@@ -5314,31 +5807,31 @@
       </w:rPr>
     </w:lvl>
   </w:abstractNum>
-  <w:num w:numId="1" w16cid:durableId="877158769">
+  <w:num w:numId="1" w16cid:durableId="2047101492">
     <w:abstractNumId w:val="8"/>
   </w:num>
-  <w:num w:numId="2" w16cid:durableId="2025282022">
+  <w:num w:numId="2" w16cid:durableId="840047867">
     <w:abstractNumId w:val="6"/>
   </w:num>
-  <w:num w:numId="3" w16cid:durableId="597130959">
+  <w:num w:numId="3" w16cid:durableId="1556117905">
     <w:abstractNumId w:val="5"/>
   </w:num>
-  <w:num w:numId="4" w16cid:durableId="1555240087">
+  <w:num w:numId="4" w16cid:durableId="468211570">
     <w:abstractNumId w:val="4"/>
   </w:num>
-  <w:num w:numId="5" w16cid:durableId="2005669274">
+  <w:num w:numId="5" w16cid:durableId="751581053">
     <w:abstractNumId w:val="7"/>
   </w:num>
-  <w:num w:numId="6" w16cid:durableId="448626415">
+  <w:num w:numId="6" w16cid:durableId="872571832">
     <w:abstractNumId w:val="3"/>
   </w:num>
-  <w:num w:numId="7" w16cid:durableId="799807778">
+  <w:num w:numId="7" w16cid:durableId="1388718800">
     <w:abstractNumId w:val="2"/>
   </w:num>
-  <w:num w:numId="8" w16cid:durableId="857085559">
+  <w:num w:numId="8" w16cid:durableId="1938369875">
     <w:abstractNumId w:val="1"/>
   </w:num>
-  <w:num w:numId="9" w16cid:durableId="311838066">
+  <w:num w:numId="9" w16cid:durableId="1438063070">
     <w:abstractNumId w:val="0"/>
   </w:num>
 </w:numbering>

--- a/docs/manuals/Инструкция_приложение.docx
+++ b/docs/manuals/Инструкция_приложение.docx
@@ -8,7 +8,7 @@
           <w:noProof/>
         </w:rPr>
         <w:drawing>
-          <wp:inline distT="0" distB="0" distL="0" distR="0" wp14:anchorId="35998F96" wp14:editId="5F262BC2">
+          <wp:inline distT="0" distB="0" distL="0" distR="0" wp14:anchorId="6EC71C8F" wp14:editId="679F9F9F">
             <wp:extent cx="648000" cy="648000"/>
             <wp:effectExtent l="0" t="0" r="0" b="0"/>
             <wp:docPr id="1" name="Picture 1"/>
@@ -369,6 +369,18 @@
           <w:sz w:val="32"/>
         </w:rPr>
         <w:t>Что понадобится</w:t>
+      </w:r>
+    </w:p>
+    <w:p>
+      <w:pPr>
+        <w:spacing w:line="300" w:lineRule="auto"/>
+      </w:pPr>
+      <w:r>
+        <w:rPr>
+          <w:rFonts w:cs="Montserrat"/>
+          <w:color w:val="1C1D22"/>
+        </w:rPr>
+        <w:t>Приложению хватает обычного офисного компьютера или ноутбука:</w:t>
       </w:r>
     </w:p>
     <w:tbl>
@@ -458,7 +470,7 @@
                 <w:color w:val="1C1D22"/>
                 <w:sz w:val="19"/>
               </w:rPr>
-              <w:t>Windows 10 или 11, 64 бита</w:t>
+              <w:t>Windows 10 или 11, 64 бита; права администратора не нужны</w:t>
             </w:r>
           </w:p>
         </w:tc>
@@ -481,7 +493,7 @@
                 <w:color w:val="1C1D22"/>
                 <w:sz w:val="19"/>
               </w:rPr>
-              <w:t>память и диск</w:t>
+              <w:t>процессор</w:t>
             </w:r>
           </w:p>
         </w:tc>
@@ -499,7 +511,7 @@
                 <w:color w:val="1C1D22"/>
                 <w:sz w:val="19"/>
               </w:rPr>
-              <w:t xml:space="preserve">4 ГБ оперативной </w:t>
+              <w:t xml:space="preserve">любой 64-разрядный (x86-64) с двумя ядрами и больше. На современном ноутбуке одно исследование обрабатывается за 1.6 </w:t>
             </w:r>
             <w:r>
               <w:rPr>
@@ -507,7 +519,91 @@
                 <w:color w:val="1C1D22"/>
                 <w:sz w:val="19"/>
               </w:rPr>
-              <w:t>памяти, около 1 ГБ на диске</w:t>
+              <w:lastRenderedPageBreak/>
+              <w:t>с; на более слабом процессоре — дольше, но с большим запасом до трёх минут, отведённых техническим заданием</w:t>
+            </w:r>
+          </w:p>
+        </w:tc>
+      </w:tr>
+      <w:tr>
+        <w:trPr>
+          <w:jc w:val="center"/>
+        </w:trPr>
+        <w:tc>
+          <w:tcPr>
+            <w:tcW w:w="2268" w:type="dxa"/>
+          </w:tcPr>
+          <w:p>
+            <w:pPr>
+              <w:spacing w:after="20" w:line="264" w:lineRule="auto"/>
+            </w:pPr>
+            <w:r>
+              <w:rPr>
+                <w:rFonts w:cs="Montserrat"/>
+                <w:color w:val="1C1D22"/>
+                <w:sz w:val="19"/>
+              </w:rPr>
+              <w:lastRenderedPageBreak/>
+              <w:t>оперативная память</w:t>
+            </w:r>
+          </w:p>
+        </w:tc>
+        <w:tc>
+          <w:tcPr>
+            <w:tcW w:w="6803" w:type="dxa"/>
+          </w:tcPr>
+          <w:p>
+            <w:pPr>
+              <w:spacing w:after="20" w:line="264" w:lineRule="auto"/>
+            </w:pPr>
+            <w:r>
+              <w:rPr>
+                <w:rFonts w:cs="Montserrat"/>
+                <w:color w:val="1C1D22"/>
+                <w:sz w:val="19"/>
+              </w:rPr>
+              <w:t>4 ГБ; сама программа занимает до 0.8 ГБ</w:t>
+            </w:r>
+          </w:p>
+        </w:tc>
+      </w:tr>
+      <w:tr>
+        <w:trPr>
+          <w:jc w:val="center"/>
+        </w:trPr>
+        <w:tc>
+          <w:tcPr>
+            <w:tcW w:w="2268" w:type="dxa"/>
+          </w:tcPr>
+          <w:p>
+            <w:pPr>
+              <w:spacing w:after="20" w:line="264" w:lineRule="auto"/>
+            </w:pPr>
+            <w:r>
+              <w:rPr>
+                <w:rFonts w:cs="Montserrat"/>
+                <w:color w:val="1C1D22"/>
+                <w:sz w:val="19"/>
+              </w:rPr>
+              <w:t>диск</w:t>
+            </w:r>
+          </w:p>
+        </w:tc>
+        <w:tc>
+          <w:tcPr>
+            <w:tcW w:w="6803" w:type="dxa"/>
+          </w:tcPr>
+          <w:p>
+            <w:pPr>
+              <w:spacing w:after="20" w:line="264" w:lineRule="auto"/>
+            </w:pPr>
+            <w:r>
+              <w:rPr>
+                <w:rFonts w:cs="Montserrat"/>
+                <w:color w:val="1C1D22"/>
+                <w:sz w:val="19"/>
+              </w:rPr>
+              <w:t>1 ГБ свободного места: программа занимает около 520 МБ, установщик — около 290 МБ</w:t>
             </w:r>
           </w:p>
         </w:tc>
@@ -612,7 +708,6 @@
                 <w:color w:val="1C1D22"/>
                 <w:sz w:val="19"/>
               </w:rPr>
-              <w:lastRenderedPageBreak/>
               <w:t>компонент окна</w:t>
             </w:r>
           </w:p>
@@ -672,15 +767,7 @@
                 <w:color w:val="1C1D22"/>
                 <w:sz w:val="19"/>
               </w:rPr>
-              <w:t xml:space="preserve">файлы DICOM </w:t>
-            </w:r>
-            <w:r>
-              <w:rPr>
-                <w:rFonts w:cs="Montserrat"/>
-                <w:color w:val="1C1D22"/>
-                <w:sz w:val="19"/>
-              </w:rPr>
-              <w:t>(стандартный формат медицинских снимков): по одному, папкой или zip-архивом — как выгрузка из PACS, архива снимков клиники</w:t>
+              <w:t>файлы DICOM (стандартный формат медицинских снимков): по одному, папкой или zip-архивом — как выгрузка из PACS, архива снимков клиники</w:t>
             </w:r>
           </w:p>
         </w:tc>
@@ -733,7 +820,7 @@
           <w:rFonts w:cs="Montserrat"/>
           <w:color w:val="1C1D22"/>
         </w:rPr>
-        <w:t xml:space="preserve">Скачайте установщик </w:t>
+        <w:t xml:space="preserve">Получите установщик </w:t>
       </w:r>
       <w:r>
         <w:rPr>
@@ -748,7 +835,7 @@
           <w:rFonts w:cs="Montserrat"/>
           <w:color w:val="1C1D22"/>
         </w:rPr>
-        <w:t xml:space="preserve"> (около 290 МБ) по прямой ссылке </w:t>
+        <w:t xml:space="preserve"> (около 290 МБ) у команды проекта или у администратора вашей организации. Собрать его самостоятельно можно из репозитория github.com/theorcos239/LCT_2026 скриптом </w:t>
       </w:r>
       <w:r>
         <w:rPr>
@@ -756,29 +843,14 @@
           <w:color w:val="520977"/>
           <w:sz w:val="20"/>
         </w:rPr>
-        <w:t>https://github.com/theorcos239/LCT_2026/raw/master/release/DXA-QC-Setup-1.0.0.exe</w:t>
+        <w:t>desktop\build_windows.ps1</w:t>
       </w:r>
       <w:r>
         <w:rPr>
           <w:rFonts w:cs="Montserrat"/>
           <w:color w:val="1C1D22"/>
         </w:rPr>
-        <w:t xml:space="preserve">. Та же ссылка есть в репозитории github.com/theorcos239/LCT_2026 в папке </w:t>
-      </w:r>
-      <w:r>
-        <w:rPr>
-          <w:rFonts w:ascii="Consolas" w:eastAsia="Consolas" w:hAnsi="Consolas" w:cs="Consolas"/>
-          <w:color w:val="520977"/>
-          <w:sz w:val="20"/>
-        </w:rPr>
-        <w:t>release</w:t>
-      </w:r>
-      <w:r>
-        <w:rPr>
-          <w:rFonts w:cs="Montserrat"/>
-          <w:color w:val="1C1D22"/>
-        </w:rPr>
-        <w:t>: на странице файла нажмите «Download». Установщик могут передать и просто как файл — тогда сразу запустите его.</w:t>
+        <w:t>.</w:t>
       </w:r>
     </w:p>
     <w:p>
@@ -919,7 +991,7 @@
                 <w:noProof/>
               </w:rPr>
               <w:drawing>
-                <wp:inline distT="0" distB="0" distL="0" distR="0" wp14:anchorId="56698924" wp14:editId="29BF17DA">
+                <wp:inline distT="0" distB="0" distL="0" distR="0" wp14:anchorId="71BB7265" wp14:editId="3F209284">
                   <wp:extent cx="2736000" cy="2089701"/>
                   <wp:effectExtent l="0" t="0" r="0" b="0"/>
                   <wp:docPr id="2" name="Picture 2"/>
@@ -966,7 +1038,7 @@
                 <w:noProof/>
               </w:rPr>
               <w:drawing>
-                <wp:inline distT="0" distB="0" distL="0" distR="0" wp14:anchorId="2302BDA5" wp14:editId="3B32264D">
+                <wp:inline distT="0" distB="0" distL="0" distR="0" wp14:anchorId="5FA19550" wp14:editId="54EA0337">
                   <wp:extent cx="2736000" cy="2089701"/>
                   <wp:effectExtent l="0" t="0" r="0" b="0"/>
                   <wp:docPr id="3" name="Picture 3"/>
@@ -1056,14 +1128,7 @@
           <w:rFonts w:cs="Montserrat"/>
           <w:color w:val="1C1D22"/>
         </w:rPr>
-        <w:t xml:space="preserve">После установки в меню «Пуск» появится папка </w:t>
-      </w:r>
-      <w:r>
-        <w:rPr>
-          <w:rFonts w:cs="Montserrat"/>
-          <w:color w:val="1C1D22"/>
-        </w:rPr>
-        <w:t>«Контроль качества DXA»:</w:t>
+        <w:t>После установки в меню «Пуск» появится папка «Контроль качества DXA»:</w:t>
       </w:r>
     </w:p>
     <w:tbl>
@@ -1162,7 +1227,15 @@
                 <w:color w:val="1C1D22"/>
                 <w:sz w:val="19"/>
               </w:rPr>
-              <w:t>окно приложения — основной способ работы</w:t>
+              <w:t xml:space="preserve">окно приложения — </w:t>
+            </w:r>
+            <w:r>
+              <w:rPr>
+                <w:rFonts w:cs="Montserrat"/>
+                <w:color w:val="1C1D22"/>
+                <w:sz w:val="19"/>
+              </w:rPr>
+              <w:t>основной способ работы</w:t>
             </w:r>
           </w:p>
         </w:tc>
@@ -1252,15 +1325,7 @@
                 <w:color w:val="1C1D22"/>
                 <w:sz w:val="19"/>
               </w:rPr>
-              <w:t xml:space="preserve">тот же интерфейс в браузере для </w:t>
-            </w:r>
-            <w:r>
-              <w:rPr>
-                <w:rFonts w:cs="Montserrat"/>
-                <w:color w:val="1C1D22"/>
-                <w:sz w:val="19"/>
-              </w:rPr>
-              <w:t>коллег — см. раздел «Доступ для коллег в локальной сети»</w:t>
+              <w:t>тот же интерфейс в браузере для коллег — см. раздел «Доступ для коллег в локальной сети»</w:t>
             </w:r>
           </w:p>
         </w:tc>
@@ -1301,7 +1366,7 @@
                 <w:color w:val="1C1D22"/>
                 <w:sz w:val="19"/>
               </w:rPr>
-              <w:t>запуск демонстрационного Telegram-бота на этом компьютере: показ того же анализа в мессенджере, только для обезличенных снимков. Нужен администратору, см. инструкцию к боту</w:t>
+              <w:t>необязательный бонус: запуск демонстрационного Telegram-бота на этом компьютере — показ того же анализа в мессенджере, только для обезличенных снимков. Нужен администратору, см. инструкцию к боту</w:t>
             </w:r>
           </w:p>
         </w:tc>
@@ -1440,7 +1505,7 @@
           <w:noProof/>
         </w:rPr>
         <w:drawing>
-          <wp:inline distT="0" distB="0" distL="0" distR="0" wp14:anchorId="0DF43D21" wp14:editId="6DD9D6B4">
+          <wp:inline distT="0" distB="0" distL="0" distR="0" wp14:anchorId="308A3710" wp14:editId="416F31BC">
             <wp:extent cx="5760000" cy="3600000"/>
             <wp:effectExtent l="0" t="0" r="0" b="0"/>
             <wp:docPr id="4" name="Picture 4"/>
@@ -1499,14 +1564,14 @@
           <w:rFonts w:cs="Montserrat"/>
           <w:color w:val="1C1D22"/>
         </w:rPr>
-        <w:t xml:space="preserve">Если запустить приложение второй </w:t>
+        <w:t xml:space="preserve">Если запустить приложение второй раз, второе окно подключится к уже </w:t>
       </w:r>
       <w:r>
         <w:rPr>
           <w:rFonts w:cs="Montserrat"/>
           <w:color w:val="1C1D22"/>
         </w:rPr>
-        <w:t>раз, второе окно подключится к уже работающему сервису. Сервис останавливается, когда закрыто первое окно; второе окно тогда покажет «сервис недоступен».</w:t>
+        <w:t>работающему сервису. Сервис останавливается, когда закрыто первое окно; второе окно тогда покажет «сервис недоступен».</w:t>
       </w:r>
     </w:p>
     <w:p>
@@ -1751,7 +1816,7 @@
           <w:rFonts w:cs="Montserrat"/>
           <w:color w:val="1C1D22"/>
         </w:rPr>
-        <w:t xml:space="preserve">Если своих снимков нет, возьмите </w:t>
+        <w:t xml:space="preserve">Если своих снимков нет, попросите у команды проекта демонстрационный архив </w:t>
       </w:r>
       <w:r>
         <w:rPr>
@@ -1766,7 +1831,7 @@
           <w:rFonts w:cs="Montserrat"/>
           <w:color w:val="1C1D22"/>
         </w:rPr>
-        <w:t xml:space="preserve"> из репозитория github.com/theorcos239/LCT_2026: семь обезличенных исследований, 1.8 МБ — по одному на каждый тип нарушения и два качественных.</w:t>
+        <w:t>: семь обезличенных исследований, 1.8 МБ — по одному на каждый тип нарушения и два качественных.</w:t>
       </w:r>
     </w:p>
     <w:p>
@@ -1779,7 +1844,7 @@
           <w:noProof/>
         </w:rPr>
         <w:drawing>
-          <wp:inline distT="0" distB="0" distL="0" distR="0" wp14:anchorId="590EAEAD" wp14:editId="23500348">
+          <wp:inline distT="0" distB="0" distL="0" distR="0" wp14:anchorId="61D3D9BA" wp14:editId="1754AC02">
             <wp:extent cx="5760000" cy="3600000"/>
             <wp:effectExtent l="0" t="0" r="0" b="0"/>
             <wp:docPr id="5" name="Picture 5"/>
@@ -1866,7 +1931,7 @@
           <w:noProof/>
         </w:rPr>
         <w:drawing>
-          <wp:inline distT="0" distB="0" distL="0" distR="0" wp14:anchorId="4F9AB23A" wp14:editId="7CB44970">
+          <wp:inline distT="0" distB="0" distL="0" distR="0" wp14:anchorId="265790BC" wp14:editId="08584522">
             <wp:extent cx="5760000" cy="3600000"/>
             <wp:effectExtent l="0" t="0" r="0" b="0"/>
             <wp:docPr id="6" name="Picture 6"/>
@@ -1965,7 +2030,7 @@
           <w:noProof/>
         </w:rPr>
         <w:drawing>
-          <wp:inline distT="0" distB="0" distL="0" distR="0" wp14:anchorId="2B723CE2" wp14:editId="589672DB">
+          <wp:inline distT="0" distB="0" distL="0" distR="0" wp14:anchorId="3D60CBBE" wp14:editId="4575202C">
             <wp:extent cx="3420000" cy="6493043"/>
             <wp:effectExtent l="0" t="0" r="0" b="0"/>
             <wp:docPr id="7" name="Picture 7"/>
@@ -2312,7 +2377,7 @@
           <w:noProof/>
         </w:rPr>
         <w:drawing>
-          <wp:inline distT="0" distB="0" distL="0" distR="0" wp14:anchorId="1EC123B6" wp14:editId="7283C306">
+          <wp:inline distT="0" distB="0" distL="0" distR="0" wp14:anchorId="39602442" wp14:editId="385BBD83">
             <wp:extent cx="5760000" cy="3600000"/>
             <wp:effectExtent l="0" t="0" r="0" b="0"/>
             <wp:docPr id="8" name="Picture 8"/>
@@ -2381,7 +2446,7 @@
           <w:noProof/>
         </w:rPr>
         <w:drawing>
-          <wp:inline distT="0" distB="0" distL="0" distR="0" wp14:anchorId="43DDA914" wp14:editId="29AC2D53">
+          <wp:inline distT="0" distB="0" distL="0" distR="0" wp14:anchorId="328213A5" wp14:editId="43387E9A">
             <wp:extent cx="5760000" cy="3600000"/>
             <wp:effectExtent l="0" t="0" r="0" b="0"/>
             <wp:docPr id="9" name="Picture 9"/>
@@ -2522,7 +2587,7 @@
           <w:noProof/>
         </w:rPr>
         <w:drawing>
-          <wp:inline distT="0" distB="0" distL="0" distR="0" wp14:anchorId="4D538073" wp14:editId="17739791">
+          <wp:inline distT="0" distB="0" distL="0" distR="0" wp14:anchorId="695DB5BB" wp14:editId="4B11B454">
             <wp:extent cx="5760000" cy="1620000"/>
             <wp:effectExtent l="0" t="0" r="0" b="0"/>
             <wp:docPr id="10" name="Picture 10"/>
@@ -2618,7 +2683,7 @@
           <w:noProof/>
         </w:rPr>
         <w:drawing>
-          <wp:inline distT="0" distB="0" distL="0" distR="0" wp14:anchorId="488A5CB5" wp14:editId="7F136D15">
+          <wp:inline distT="0" distB="0" distL="0" distR="0" wp14:anchorId="013FDBDA" wp14:editId="09E1EBCD">
             <wp:extent cx="5760000" cy="231429"/>
             <wp:effectExtent l="0" t="0" r="0" b="0"/>
             <wp:docPr id="11" name="Picture 11"/>
@@ -4679,7 +4744,7 @@
           <w:noProof/>
         </w:rPr>
         <w:drawing>
-          <wp:inline distT="0" distB="0" distL="0" distR="0" wp14:anchorId="274CBCF6" wp14:editId="45F9E66F">
+          <wp:inline distT="0" distB="0" distL="0" distR="0" wp14:anchorId="3B1FD464" wp14:editId="4F23D928">
             <wp:extent cx="5760000" cy="3600000"/>
             <wp:effectExtent l="0" t="0" r="0" b="0"/>
             <wp:docPr id="12" name="Picture 12"/>
@@ -5807,31 +5872,31 @@
       </w:rPr>
     </w:lvl>
   </w:abstractNum>
-  <w:num w:numId="1" w16cid:durableId="2047101492">
+  <w:num w:numId="1" w16cid:durableId="70928274">
     <w:abstractNumId w:val="8"/>
   </w:num>
-  <w:num w:numId="2" w16cid:durableId="840047867">
+  <w:num w:numId="2" w16cid:durableId="1070272866">
     <w:abstractNumId w:val="6"/>
   </w:num>
-  <w:num w:numId="3" w16cid:durableId="1556117905">
+  <w:num w:numId="3" w16cid:durableId="1724525079">
     <w:abstractNumId w:val="5"/>
   </w:num>
-  <w:num w:numId="4" w16cid:durableId="468211570">
+  <w:num w:numId="4" w16cid:durableId="1315337152">
     <w:abstractNumId w:val="4"/>
   </w:num>
-  <w:num w:numId="5" w16cid:durableId="751581053">
+  <w:num w:numId="5" w16cid:durableId="2049329249">
     <w:abstractNumId w:val="7"/>
   </w:num>
-  <w:num w:numId="6" w16cid:durableId="872571832">
+  <w:num w:numId="6" w16cid:durableId="2085031422">
     <w:abstractNumId w:val="3"/>
   </w:num>
-  <w:num w:numId="7" w16cid:durableId="1388718800">
+  <w:num w:numId="7" w16cid:durableId="880214995">
     <w:abstractNumId w:val="2"/>
   </w:num>
-  <w:num w:numId="8" w16cid:durableId="1938369875">
+  <w:num w:numId="8" w16cid:durableId="889000145">
     <w:abstractNumId w:val="1"/>
   </w:num>
-  <w:num w:numId="9" w16cid:durableId="1438063070">
+  <w:num w:numId="9" w16cid:durableId="504592902">
     <w:abstractNumId w:val="0"/>
   </w:num>
 </w:numbering>
